--- a/docs/instrucciones_nback.docx
+++ b/docs/instrucciones_nback.docx
@@ -1,6 +1,6 @@
 
 <file path=word/document.xml><?xml version="1.0" encoding="utf-8"?>
-<w:document xmlns:wpc="http://schemas.microsoft.com/office/word/2010/wordprocessingCanvas" xmlns:cx="http://schemas.microsoft.com/office/drawing/2014/chartex" xmlns:cx1="http://schemas.microsoft.com/office/drawing/2015/9/8/chartex" xmlns:cx2="http://schemas.microsoft.com/office/drawing/2015/10/21/chartex" xmlns:cx3="http://schemas.microsoft.com/office/drawing/2016/5/9/chartex" xmlns:cx4="http://schemas.microsoft.com/office/drawing/2016/5/10/chartex" xmlns:cx5="http://schemas.microsoft.com/office/drawing/2016/5/11/chartex" xmlns:cx6="http://schemas.microsoft.com/office/drawing/2016/5/12/chartex" xmlns:cx7="http://schemas.microsoft.com/office/drawing/2016/5/13/chartex" xmlns:cx8="http://schemas.microsoft.com/office/drawing/2016/5/14/chartex" xmlns:mc="http://schemas.openxmlformats.org/markup-compatibility/2006" xmlns:aink="http://schemas.microsoft.com/office/drawing/2016/ink" xmlns:am3d="http://schemas.microsoft.com/office/drawing/2017/model3d" xmlns:o="urn:schemas-microsoft-com:office:office" xmlns:oel="http://schemas.microsoft.com/office/2019/extlst" xmlns:r="http://schemas.openxmlformats.org/officeDocument/2006/relationships" xmlns:m="http://schemas.openxmlformats.org/officeDocument/2006/math" xmlns:v="urn:schemas-microsoft-com:vml" xmlns:wp14="http://schemas.microsoft.com/office/word/2010/wordprocessingDrawing" xmlns:wp="http://schemas.openxmlformats.org/drawingml/2006/wordprocessingDrawing" xmlns:w10="urn:schemas-microsoft-com:office:word" xmlns:w="http://schemas.openxmlformats.org/wordprocessingml/2006/main" xmlns:w14="http://schemas.microsoft.com/office/word/2010/wordml" xmlns:w15="http://schemas.microsoft.com/office/word/2012/wordml" xmlns:w16cex="http://schemas.microsoft.com/office/word/2018/wordml/cex" xmlns:w16cid="http://schemas.microsoft.com/office/word/2016/wordml/cid" xmlns:w16="http://schemas.microsoft.com/office/word/2018/wordml" xmlns:w16sdtdh="http://schemas.microsoft.com/office/word/2020/wordml/sdtdatahash" xmlns:w16se="http://schemas.microsoft.com/office/word/2015/wordml/symex" xmlns:wpg="http://schemas.microsoft.com/office/word/2010/wordprocessingGroup" xmlns:wpi="http://schemas.microsoft.com/office/word/2010/wordprocessingInk" xmlns:wne="http://schemas.microsoft.com/office/word/2006/wordml" xmlns:wps="http://schemas.microsoft.com/office/word/2010/wordprocessingShape" mc:Ignorable="w14 w15 w16se w16cid w16 w16cex w16sdtdh wp14">
+<w:document xmlns:wpc="http://schemas.microsoft.com/office/word/2010/wordprocessingCanvas" xmlns:cx="http://schemas.microsoft.com/office/drawing/2014/chartex" xmlns:cx1="http://schemas.microsoft.com/office/drawing/2015/9/8/chartex" xmlns:cx2="http://schemas.microsoft.com/office/drawing/2015/10/21/chartex" xmlns:cx3="http://schemas.microsoft.com/office/drawing/2016/5/9/chartex" xmlns:cx4="http://schemas.microsoft.com/office/drawing/2016/5/10/chartex" xmlns:cx5="http://schemas.microsoft.com/office/drawing/2016/5/11/chartex" xmlns:cx6="http://schemas.microsoft.com/office/drawing/2016/5/12/chartex" xmlns:cx7="http://schemas.microsoft.com/office/drawing/2016/5/13/chartex" xmlns:cx8="http://schemas.microsoft.com/office/drawing/2016/5/14/chartex" xmlns:mc="http://schemas.openxmlformats.org/markup-compatibility/2006" xmlns:aink="http://schemas.microsoft.com/office/drawing/2016/ink" xmlns:am3d="http://schemas.microsoft.com/office/drawing/2017/model3d" xmlns:o="urn:schemas-microsoft-com:office:office" xmlns:oel="http://schemas.microsoft.com/office/2019/extlst" xmlns:r="http://schemas.openxmlformats.org/officeDocument/2006/relationships" xmlns:m="http://schemas.openxmlformats.org/officeDocument/2006/math" xmlns:v="urn:schemas-microsoft-com:vml" xmlns:wp14="http://schemas.microsoft.com/office/word/2010/wordprocessingDrawing" xmlns:wp="http://schemas.openxmlformats.org/drawingml/2006/wordprocessingDrawing" xmlns:w10="urn:schemas-microsoft-com:office:word" xmlns:w="http://schemas.openxmlformats.org/wordprocessingml/2006/main" xmlns:w14="http://schemas.microsoft.com/office/word/2010/wordml" xmlns:w15="http://schemas.microsoft.com/office/word/2012/wordml" xmlns:w16cex="http://schemas.microsoft.com/office/word/2018/wordml/cex" xmlns:w16cid="http://schemas.microsoft.com/office/word/2016/wordml/cid" xmlns:w16="http://schemas.microsoft.com/office/word/2018/wordml" xmlns:w16du="http://schemas.microsoft.com/office/word/2023/wordml/word16du" xmlns:w16sdtdh="http://schemas.microsoft.com/office/word/2020/wordml/sdtdatahash" xmlns:w16sdtfl="http://schemas.microsoft.com/office/word/2024/wordml/sdtformatlock" xmlns:w16se="http://schemas.microsoft.com/office/word/2015/wordml/symex" xmlns:wpg="http://schemas.microsoft.com/office/word/2010/wordprocessingGroup" xmlns:wpi="http://schemas.microsoft.com/office/word/2010/wordprocessingInk" xmlns:wne="http://schemas.microsoft.com/office/word/2006/wordml" xmlns:wps="http://schemas.microsoft.com/office/word/2010/wordprocessingShape" mc:Ignorable="w14 w15 w16se w16cid w16 w16cex w16sdtdh w16sdtfl w16du wp14">
   <w:body>
     <w:p>
       <w:pPr>
@@ -74,55 +74,13 @@
         <w:rPr>
           <w:color w:val="000000"/>
         </w:rPr>
-        <w:t xml:space="preserve">El presente documento especifica el texto de cada pantalla de la tarea N-back, junto con los parámetros técnicos de cada </w:t>
-      </w:r>
-      <w:proofErr w:type="spellStart"/>
-      <w:r>
-        <w:rPr>
-          <w:color w:val="000000"/>
-        </w:rPr>
-        <w:t>routine</w:t>
-      </w:r>
-      <w:proofErr w:type="spellEnd"/>
-      <w:r>
-        <w:rPr>
-          <w:color w:val="000000"/>
-        </w:rPr>
-        <w:t xml:space="preserve">. Las instrucciones visuales </w:t>
-      </w:r>
-      <w:r>
-        <w:rPr>
-          <w:color w:val="000000"/>
-        </w:rPr>
-        <w:t xml:space="preserve">se pueden realizar con </w:t>
-      </w:r>
-      <w:proofErr w:type="spellStart"/>
-      <w:r>
-        <w:rPr>
-          <w:color w:val="000000"/>
-        </w:rPr>
-        <w:t>Canva</w:t>
-      </w:r>
-      <w:proofErr w:type="spellEnd"/>
-      <w:r>
-        <w:rPr>
-          <w:color w:val="000000"/>
-        </w:rPr>
-        <w:t xml:space="preserve"> o con el componente Text de </w:t>
-      </w:r>
-      <w:proofErr w:type="spellStart"/>
-      <w:r>
-        <w:rPr>
-          <w:color w:val="000000"/>
-        </w:rPr>
-        <w:t>Psychopy</w:t>
-      </w:r>
-      <w:proofErr w:type="spellEnd"/>
-      <w:r>
-        <w:rPr>
-          <w:color w:val="000000"/>
-        </w:rPr>
-        <w:t>.</w:t>
+        <w:t xml:space="preserve">El presente documento especifica el texto de cada pantalla de la tarea N-back, junto con los parámetros técnicos de cada routine. Las instrucciones visuales </w:t>
+      </w:r>
+      <w:r>
+        <w:rPr>
+          <w:color w:val="000000"/>
+        </w:rPr>
+        <w:t>se pueden realizar con Canva o con el componente Text de Psychopy.</w:t>
       </w:r>
     </w:p>
     <w:p>
@@ -151,25 +109,7 @@
           <w:iCs/>
           <w:color w:val="000000"/>
         </w:rPr>
-        <w:t xml:space="preserve">Flujo de </w:t>
-      </w:r>
-      <w:proofErr w:type="spellStart"/>
-      <w:r>
-        <w:rPr>
-          <w:i/>
-          <w:iCs/>
-          <w:color w:val="000000"/>
-        </w:rPr>
-        <w:t>routines</w:t>
-      </w:r>
-      <w:proofErr w:type="spellEnd"/>
-      <w:r>
-        <w:rPr>
-          <w:i/>
-          <w:iCs/>
-          <w:color w:val="000000"/>
-        </w:rPr>
-        <w:t xml:space="preserve"> de la tarea N-back</w:t>
+        <w:t>Flujo de routines de la tarea N-back</w:t>
       </w:r>
     </w:p>
     <w:tbl>
@@ -220,7 +160,6 @@
                 <w:bCs/>
               </w:rPr>
             </w:pPr>
-            <w:proofErr w:type="spellStart"/>
             <w:r>
               <w:rPr>
                 <w:b/>
@@ -231,7 +170,6 @@
               </w:rPr>
               <w:t>Routine</w:t>
             </w:r>
-            <w:proofErr w:type="spellEnd"/>
           </w:p>
         </w:tc>
         <w:tc>
@@ -328,7 +266,6 @@
             </w:tcMar>
           </w:tcPr>
           <w:p>
-            <w:proofErr w:type="spellStart"/>
             <w:r>
               <w:rPr>
                 <w:rFonts w:eastAsia="Courier New"/>
@@ -338,7 +275,6 @@
               </w:rPr>
               <w:t>instrucciones_generales</w:t>
             </w:r>
-            <w:proofErr w:type="spellEnd"/>
           </w:p>
         </w:tc>
         <w:tc>
@@ -1404,7 +1340,6 @@
             </w:tcMar>
           </w:tcPr>
           <w:p>
-            <w:proofErr w:type="spellStart"/>
             <w:r>
               <w:rPr>
                 <w:rFonts w:eastAsia="Courier New"/>
@@ -1414,7 +1349,6 @@
               </w:rPr>
               <w:t>fin_experimento</w:t>
             </w:r>
-            <w:proofErr w:type="spellEnd"/>
           </w:p>
         </w:tc>
         <w:tc>
@@ -1495,25 +1429,7 @@
           <w:sz w:val="20"/>
           <w:szCs w:val="20"/>
         </w:rPr>
-        <w:t xml:space="preserve">El estímulo (letra) se presenta durante 0.5 s en una </w:t>
-      </w:r>
-      <w:proofErr w:type="spellStart"/>
-      <w:r>
-        <w:rPr>
-          <w:color w:val="000000"/>
-          <w:sz w:val="20"/>
-          <w:szCs w:val="20"/>
-        </w:rPr>
-        <w:t>routine</w:t>
-      </w:r>
-      <w:proofErr w:type="spellEnd"/>
-      <w:r>
-        <w:rPr>
-          <w:color w:val="000000"/>
-          <w:sz w:val="20"/>
-          <w:szCs w:val="20"/>
-        </w:rPr>
-        <w:t xml:space="preserve"> separada de la ventana de respuesta. La respuesta se registra en los 2 s posteriores al estímulo. Los bloques de NB2 y NB3 siguen la misma estructura que NB1.</w:t>
+        <w:t>El estímulo (letra) se presenta durante 0.5 s en una routine separada de la ventana de respuesta. La respuesta se registra en los 2 s posteriores al estímulo. Los bloques de NB2 y NB3 siguen la misma estructura que NB1.</w:t>
       </w:r>
     </w:p>
     <w:p>
@@ -1526,24 +1442,13 @@
           <w:bCs/>
           <w:color w:val="000000"/>
         </w:rPr>
-        <w:t xml:space="preserve">1. </w:t>
-      </w:r>
-      <w:proofErr w:type="spellStart"/>
-      <w:r>
-        <w:rPr>
-          <w:b/>
-          <w:bCs/>
-          <w:color w:val="000000"/>
-        </w:rPr>
-        <w:t>instrucciones_generales</w:t>
-      </w:r>
-      <w:proofErr w:type="spellEnd"/>
+        <w:t>1. instrucciones_generales</w:t>
+      </w:r>
     </w:p>
     <w:p>
       <w:pPr>
         <w:spacing w:before="40" w:after="120" w:line="276" w:lineRule="auto"/>
       </w:pPr>
-      <w:proofErr w:type="spellStart"/>
       <w:r>
         <w:rPr>
           <w:i/>
@@ -1552,45 +1457,27 @@
           <w:sz w:val="22"/>
           <w:szCs w:val="22"/>
         </w:rPr>
-        <w:t>Routine</w:t>
-      </w:r>
-      <w:proofErr w:type="spellEnd"/>
-      <w:r>
-        <w:rPr>
-          <w:i/>
-          <w:iCs/>
+        <w:t xml:space="preserve">Routine: </w:t>
+      </w:r>
+      <w:r>
+        <w:rPr>
+          <w:rFonts w:eastAsia="Courier New"/>
           <w:color w:val="000000"/>
           <w:sz w:val="22"/>
           <w:szCs w:val="22"/>
         </w:rPr>
-        <w:t xml:space="preserve">: </w:t>
-      </w:r>
-      <w:proofErr w:type="spellStart"/>
-      <w:r>
-        <w:rPr>
-          <w:rFonts w:eastAsia="Courier New"/>
+        <w:t>instrucciones_generales</w:t>
+      </w:r>
+      <w:r>
+        <w:rPr>
+          <w:i/>
+          <w:iCs/>
           <w:color w:val="000000"/>
           <w:sz w:val="22"/>
           <w:szCs w:val="22"/>
         </w:rPr>
-        <w:t>instrucciones_generales</w:t>
-      </w:r>
-      <w:proofErr w:type="spellEnd"/>
-      <w:r>
-        <w:rPr>
-          <w:i/>
-          <w:iCs/>
-          <w:color w:val="000000"/>
-          <w:sz w:val="22"/>
-          <w:szCs w:val="22"/>
-        </w:rPr>
         <w:t xml:space="preserve">   |   Duración: Ilimitada   |   Avance: barra espaciadora</w:t>
       </w:r>
-    </w:p>
-    <w:p>
-      <w:pPr>
-        <w:spacing w:before="80"/>
-      </w:pPr>
     </w:p>
     <w:tbl>
       <w:tblPr>
@@ -1640,25 +1527,7 @@
                 <w:sz w:val="22"/>
                 <w:szCs w:val="22"/>
               </w:rPr>
-              <w:t xml:space="preserve">Bienvenido/a </w:t>
-            </w:r>
-            <w:proofErr w:type="spellStart"/>
-            <w:r>
-              <w:rPr>
-                <w:color w:val="000000"/>
-                <w:sz w:val="22"/>
-                <w:szCs w:val="22"/>
-              </w:rPr>
-              <w:t>a</w:t>
-            </w:r>
-            <w:proofErr w:type="spellEnd"/>
-            <w:r>
-              <w:rPr>
-                <w:color w:val="000000"/>
-                <w:sz w:val="22"/>
-                <w:szCs w:val="22"/>
-              </w:rPr>
-              <w:t xml:space="preserve"> esta tarea.</w:t>
+              <w:t>Bienvenido/a a esta tarea.</w:t>
             </w:r>
           </w:p>
           <w:p>
@@ -1757,6 +1626,7 @@
                 <w:sz w:val="22"/>
                 <w:szCs w:val="22"/>
               </w:rPr>
+              <w:lastRenderedPageBreak/>
               <w:t>Responde durante la cruz que aparece después de cada letra.</w:t>
             </w:r>
           </w:p>
@@ -1797,6 +1667,9 @@
     <w:p>
       <w:pPr>
         <w:spacing w:before="100" w:after="60" w:line="276" w:lineRule="auto"/>
+        <w:rPr>
+          <w:lang w:val="en-US"/>
+        </w:rPr>
       </w:pPr>
       <w:r>
         <w:rPr>
@@ -1819,9 +1692,8 @@
           <w:sz w:val="20"/>
           <w:szCs w:val="20"/>
         </w:rPr>
-        <w:t xml:space="preserve">Componente Text o </w:t>
-      </w:r>
-      <w:proofErr w:type="spellStart"/>
+        <w:t>Componente Text o Image</w:t>
+      </w:r>
       <w:r>
         <w:rPr>
           <w:i/>
@@ -1830,9 +1702,8 @@
           <w:sz w:val="20"/>
           <w:szCs w:val="20"/>
         </w:rPr>
-        <w:t>Image</w:t>
-      </w:r>
-      <w:proofErr w:type="spellEnd"/>
+        <w:t xml:space="preserve">. </w:t>
+      </w:r>
       <w:r>
         <w:rPr>
           <w:i/>
@@ -1840,95 +1711,24 @@
           <w:color w:val="444444"/>
           <w:sz w:val="20"/>
           <w:szCs w:val="20"/>
-        </w:rPr>
-        <w:t xml:space="preserve">. </w:t>
-      </w:r>
-      <w:r>
-        <w:rPr>
-          <w:i/>
-          <w:iCs/>
-          <w:color w:val="444444"/>
-          <w:sz w:val="20"/>
-          <w:szCs w:val="20"/>
-        </w:rPr>
-        <w:t xml:space="preserve">Componente </w:t>
-      </w:r>
-      <w:proofErr w:type="spellStart"/>
-      <w:r>
-        <w:rPr>
-          <w:i/>
-          <w:iCs/>
-          <w:color w:val="444444"/>
-          <w:sz w:val="20"/>
-          <w:szCs w:val="20"/>
-        </w:rPr>
-        <w:t>Keyboard</w:t>
-      </w:r>
-      <w:proofErr w:type="spellEnd"/>
-      <w:r>
-        <w:rPr>
-          <w:i/>
-          <w:iCs/>
-          <w:color w:val="444444"/>
-          <w:sz w:val="20"/>
-          <w:szCs w:val="20"/>
-        </w:rPr>
-        <w:t xml:space="preserve">: </w:t>
-      </w:r>
-      <w:proofErr w:type="spellStart"/>
-      <w:r>
-        <w:rPr>
-          <w:i/>
-          <w:iCs/>
-          <w:color w:val="444444"/>
-          <w:sz w:val="20"/>
-          <w:szCs w:val="20"/>
-        </w:rPr>
-        <w:t>allowedKeys</w:t>
-      </w:r>
-      <w:proofErr w:type="spellEnd"/>
-      <w:r>
-        <w:rPr>
-          <w:i/>
-          <w:iCs/>
-          <w:color w:val="444444"/>
-          <w:sz w:val="20"/>
-          <w:szCs w:val="20"/>
-        </w:rPr>
-        <w:t xml:space="preserve"> = ['</w:t>
-      </w:r>
-      <w:proofErr w:type="spellStart"/>
-      <w:r>
-        <w:rPr>
-          <w:i/>
-          <w:iCs/>
-          <w:color w:val="444444"/>
-          <w:sz w:val="20"/>
-          <w:szCs w:val="20"/>
-        </w:rPr>
-        <w:t>space</w:t>
-      </w:r>
-      <w:proofErr w:type="spellEnd"/>
-      <w:r>
-        <w:rPr>
-          <w:i/>
-          <w:iCs/>
-          <w:color w:val="444444"/>
-          <w:sz w:val="20"/>
-          <w:szCs w:val="20"/>
-        </w:rPr>
-        <w:t>'].</w:t>
+          <w:lang w:val="en-US"/>
+        </w:rPr>
+        <w:t>Componente Keyboard: allowedKeys = ['space'].</w:t>
       </w:r>
     </w:p>
     <w:p>
       <w:pPr>
         <w:spacing w:before="360" w:after="120" w:line="276" w:lineRule="auto"/>
+        <w:rPr>
+          <w:lang w:val="en-US"/>
+        </w:rPr>
       </w:pPr>
       <w:r>
         <w:rPr>
           <w:b/>
           <w:bCs/>
           <w:color w:val="000000"/>
+          <w:lang w:val="en-US"/>
         </w:rPr>
         <w:t>2. instrucciones_</w:t>
       </w:r>
@@ -1937,6 +1737,7 @@
           <w:b/>
           <w:bCs/>
           <w:color w:val="000000"/>
+          <w:lang w:val="en-US"/>
         </w:rPr>
         <w:t>NB1</w:t>
       </w:r>
@@ -1945,6 +1746,7 @@
           <w:b/>
           <w:bCs/>
           <w:color w:val="000000"/>
+          <w:lang w:val="en-US"/>
         </w:rPr>
         <w:t>_practica</w:t>
       </w:r>
@@ -1953,7 +1755,6 @@
       <w:pPr>
         <w:spacing w:before="40" w:after="120" w:line="276" w:lineRule="auto"/>
       </w:pPr>
-      <w:proofErr w:type="spellStart"/>
       <w:r>
         <w:rPr>
           <w:i/>
@@ -1962,18 +1763,16 @@
           <w:sz w:val="22"/>
           <w:szCs w:val="22"/>
         </w:rPr>
-        <w:t>Routine</w:t>
-      </w:r>
-      <w:proofErr w:type="spellEnd"/>
-      <w:r>
-        <w:rPr>
-          <w:i/>
-          <w:iCs/>
+        <w:t xml:space="preserve">Routine: </w:t>
+      </w:r>
+      <w:r>
+        <w:rPr>
+          <w:rFonts w:eastAsia="Courier New"/>
           <w:color w:val="000000"/>
           <w:sz w:val="22"/>
           <w:szCs w:val="22"/>
         </w:rPr>
-        <w:t xml:space="preserve">: </w:t>
+        <w:t>instrucciones_</w:t>
       </w:r>
       <w:r>
         <w:rPr>
@@ -1982,7 +1781,7 @@
           <w:sz w:val="22"/>
           <w:szCs w:val="22"/>
         </w:rPr>
-        <w:t>instrucciones_</w:t>
+        <w:t>NB1</w:t>
       </w:r>
       <w:r>
         <w:rPr>
@@ -1991,32 +1790,18 @@
           <w:sz w:val="22"/>
           <w:szCs w:val="22"/>
         </w:rPr>
-        <w:t>NB1</w:t>
-      </w:r>
-      <w:r>
-        <w:rPr>
-          <w:rFonts w:eastAsia="Courier New"/>
+        <w:t>_practica</w:t>
+      </w:r>
+      <w:r>
+        <w:rPr>
+          <w:i/>
+          <w:iCs/>
           <w:color w:val="000000"/>
           <w:sz w:val="22"/>
           <w:szCs w:val="22"/>
         </w:rPr>
-        <w:t>_practica</w:t>
-      </w:r>
-      <w:r>
-        <w:rPr>
-          <w:i/>
-          <w:iCs/>
-          <w:color w:val="000000"/>
-          <w:sz w:val="22"/>
-          <w:szCs w:val="22"/>
-        </w:rPr>
         <w:t xml:space="preserve">   |   Duración: Ilimitada   |   Avance: barra espaciadora</w:t>
       </w:r>
-    </w:p>
-    <w:p>
-      <w:pPr>
-        <w:spacing w:before="80"/>
-      </w:pPr>
     </w:p>
     <w:tbl>
       <w:tblPr>
@@ -2224,6 +2009,9 @@
     <w:p>
       <w:pPr>
         <w:spacing w:before="100" w:after="60" w:line="276" w:lineRule="auto"/>
+        <w:rPr>
+          <w:lang w:val="en-US"/>
+        </w:rPr>
       </w:pPr>
       <w:r>
         <w:rPr>
@@ -2255,9 +2043,8 @@
           <w:sz w:val="20"/>
           <w:szCs w:val="20"/>
         </w:rPr>
-        <w:t xml:space="preserve">Componente Text o </w:t>
-      </w:r>
-      <w:proofErr w:type="spellStart"/>
+        <w:t>Componente Text o Image</w:t>
+      </w:r>
       <w:r>
         <w:rPr>
           <w:i/>
@@ -2266,9 +2053,8 @@
           <w:sz w:val="20"/>
           <w:szCs w:val="20"/>
         </w:rPr>
-        <w:t>Image</w:t>
-      </w:r>
-      <w:proofErr w:type="spellEnd"/>
+        <w:t xml:space="preserve">. </w:t>
+      </w:r>
       <w:r>
         <w:rPr>
           <w:i/>
@@ -2276,95 +2062,24 @@
           <w:color w:val="444444"/>
           <w:sz w:val="20"/>
           <w:szCs w:val="20"/>
-        </w:rPr>
-        <w:t xml:space="preserve">. </w:t>
-      </w:r>
-      <w:r>
-        <w:rPr>
-          <w:i/>
-          <w:iCs/>
-          <w:color w:val="444444"/>
-          <w:sz w:val="20"/>
-          <w:szCs w:val="20"/>
-        </w:rPr>
-        <w:t xml:space="preserve">Componente </w:t>
-      </w:r>
-      <w:proofErr w:type="spellStart"/>
-      <w:r>
-        <w:rPr>
-          <w:i/>
-          <w:iCs/>
-          <w:color w:val="444444"/>
-          <w:sz w:val="20"/>
-          <w:szCs w:val="20"/>
-        </w:rPr>
-        <w:t>Keyboard</w:t>
-      </w:r>
-      <w:proofErr w:type="spellEnd"/>
-      <w:r>
-        <w:rPr>
-          <w:i/>
-          <w:iCs/>
-          <w:color w:val="444444"/>
-          <w:sz w:val="20"/>
-          <w:szCs w:val="20"/>
-        </w:rPr>
-        <w:t xml:space="preserve">: </w:t>
-      </w:r>
-      <w:proofErr w:type="spellStart"/>
-      <w:r>
-        <w:rPr>
-          <w:i/>
-          <w:iCs/>
-          <w:color w:val="444444"/>
-          <w:sz w:val="20"/>
-          <w:szCs w:val="20"/>
-        </w:rPr>
-        <w:t>allowedKeys</w:t>
-      </w:r>
-      <w:proofErr w:type="spellEnd"/>
-      <w:r>
-        <w:rPr>
-          <w:i/>
-          <w:iCs/>
-          <w:color w:val="444444"/>
-          <w:sz w:val="20"/>
-          <w:szCs w:val="20"/>
-        </w:rPr>
-        <w:t xml:space="preserve"> = ['</w:t>
-      </w:r>
-      <w:proofErr w:type="spellStart"/>
-      <w:r>
-        <w:rPr>
-          <w:i/>
-          <w:iCs/>
-          <w:color w:val="444444"/>
-          <w:sz w:val="20"/>
-          <w:szCs w:val="20"/>
-        </w:rPr>
-        <w:t>space</w:t>
-      </w:r>
-      <w:proofErr w:type="spellEnd"/>
-      <w:r>
-        <w:rPr>
-          <w:i/>
-          <w:iCs/>
-          <w:color w:val="444444"/>
-          <w:sz w:val="20"/>
-          <w:szCs w:val="20"/>
-        </w:rPr>
-        <w:t>'].</w:t>
+          <w:lang w:val="en-US"/>
+        </w:rPr>
+        <w:t>Componente Keyboard: allowedKeys = ['space'].</w:t>
       </w:r>
     </w:p>
     <w:p>
       <w:pPr>
         <w:spacing w:before="360" w:after="120" w:line="276" w:lineRule="auto"/>
+        <w:rPr>
+          <w:lang w:val="en-US"/>
+        </w:rPr>
       </w:pPr>
       <w:r>
         <w:rPr>
           <w:b/>
           <w:bCs/>
           <w:color w:val="000000"/>
+          <w:lang w:val="en-US"/>
         </w:rPr>
         <w:t>3. instrucciones_</w:t>
       </w:r>
@@ -2373,6 +2088,7 @@
           <w:b/>
           <w:bCs/>
           <w:color w:val="000000"/>
+          <w:lang w:val="en-US"/>
         </w:rPr>
         <w:t>NB</w:t>
       </w:r>
@@ -2381,6 +2097,7 @@
           <w:b/>
           <w:bCs/>
           <w:color w:val="000000"/>
+          <w:lang w:val="en-US"/>
         </w:rPr>
         <w:t>2_practica</w:t>
       </w:r>
@@ -2389,7 +2106,6 @@
       <w:pPr>
         <w:spacing w:before="40" w:after="120" w:line="276" w:lineRule="auto"/>
       </w:pPr>
-      <w:proofErr w:type="spellStart"/>
       <w:r>
         <w:rPr>
           <w:i/>
@@ -2398,18 +2114,16 @@
           <w:sz w:val="22"/>
           <w:szCs w:val="22"/>
         </w:rPr>
-        <w:t>Routine</w:t>
-      </w:r>
-      <w:proofErr w:type="spellEnd"/>
-      <w:r>
-        <w:rPr>
-          <w:i/>
-          <w:iCs/>
+        <w:t xml:space="preserve">Routine: </w:t>
+      </w:r>
+      <w:r>
+        <w:rPr>
+          <w:rFonts w:eastAsia="Courier New"/>
           <w:color w:val="000000"/>
           <w:sz w:val="22"/>
           <w:szCs w:val="22"/>
         </w:rPr>
-        <w:t xml:space="preserve">: </w:t>
+        <w:t>instrucciones_</w:t>
       </w:r>
       <w:r>
         <w:rPr>
@@ -2418,7 +2132,7 @@
           <w:sz w:val="22"/>
           <w:szCs w:val="22"/>
         </w:rPr>
-        <w:t>instrucciones_</w:t>
+        <w:t>NB</w:t>
       </w:r>
       <w:r>
         <w:rPr>
@@ -2427,32 +2141,18 @@
           <w:sz w:val="22"/>
           <w:szCs w:val="22"/>
         </w:rPr>
-        <w:t>NB</w:t>
-      </w:r>
-      <w:r>
-        <w:rPr>
-          <w:rFonts w:eastAsia="Courier New"/>
+        <w:t>2_practica</w:t>
+      </w:r>
+      <w:r>
+        <w:rPr>
+          <w:i/>
+          <w:iCs/>
           <w:color w:val="000000"/>
           <w:sz w:val="22"/>
           <w:szCs w:val="22"/>
         </w:rPr>
-        <w:t>2_practica</w:t>
-      </w:r>
-      <w:r>
-        <w:rPr>
-          <w:i/>
-          <w:iCs/>
-          <w:color w:val="000000"/>
-          <w:sz w:val="22"/>
-          <w:szCs w:val="22"/>
-        </w:rPr>
         <w:t xml:space="preserve">   |   Duración: Ilimitada   |   Avance: barra espaciadora</w:t>
       </w:r>
-    </w:p>
-    <w:p>
-      <w:pPr>
-        <w:spacing w:before="80"/>
-      </w:pPr>
     </w:p>
     <w:tbl>
       <w:tblPr>
@@ -2670,6 +2370,9 @@
     <w:p>
       <w:pPr>
         <w:spacing w:before="100" w:after="60" w:line="276" w:lineRule="auto"/>
+        <w:rPr>
+          <w:lang w:val="en-US"/>
+        </w:rPr>
       </w:pPr>
       <w:r>
         <w:rPr>
@@ -2681,7 +2384,6 @@
           <w:sz w:val="20"/>
           <w:szCs w:val="20"/>
         </w:rPr>
-        <w:lastRenderedPageBreak/>
         <w:t xml:space="preserve">Nota técnica: </w:t>
       </w:r>
       <w:r>
@@ -2692,9 +2394,8 @@
           <w:sz w:val="20"/>
           <w:szCs w:val="20"/>
         </w:rPr>
-        <w:t xml:space="preserve">Componente Text o </w:t>
-      </w:r>
-      <w:proofErr w:type="spellStart"/>
+        <w:t>Componente Text o Image</w:t>
+      </w:r>
       <w:r>
         <w:rPr>
           <w:i/>
@@ -2703,9 +2404,8 @@
           <w:sz w:val="20"/>
           <w:szCs w:val="20"/>
         </w:rPr>
-        <w:t>Image</w:t>
-      </w:r>
-      <w:proofErr w:type="spellEnd"/>
+        <w:t xml:space="preserve">. </w:t>
+      </w:r>
       <w:r>
         <w:rPr>
           <w:i/>
@@ -2713,86 +2413,26 @@
           <w:color w:val="444444"/>
           <w:sz w:val="20"/>
           <w:szCs w:val="20"/>
-        </w:rPr>
-        <w:t xml:space="preserve">. Componente </w:t>
-      </w:r>
-      <w:proofErr w:type="spellStart"/>
-      <w:r>
-        <w:rPr>
-          <w:i/>
-          <w:iCs/>
-          <w:color w:val="444444"/>
-          <w:sz w:val="20"/>
-          <w:szCs w:val="20"/>
-        </w:rPr>
-        <w:t>Keyboard</w:t>
-      </w:r>
-      <w:proofErr w:type="spellEnd"/>
-      <w:r>
-        <w:rPr>
-          <w:i/>
-          <w:iCs/>
-          <w:color w:val="444444"/>
-          <w:sz w:val="20"/>
-          <w:szCs w:val="20"/>
-        </w:rPr>
-        <w:t xml:space="preserve">: </w:t>
-      </w:r>
-      <w:proofErr w:type="spellStart"/>
-      <w:r>
-        <w:rPr>
-          <w:i/>
-          <w:iCs/>
-          <w:color w:val="444444"/>
-          <w:sz w:val="20"/>
-          <w:szCs w:val="20"/>
-        </w:rPr>
-        <w:t>allowedKeys</w:t>
-      </w:r>
-      <w:proofErr w:type="spellEnd"/>
-      <w:r>
-        <w:rPr>
-          <w:i/>
-          <w:iCs/>
-          <w:color w:val="444444"/>
-          <w:sz w:val="20"/>
-          <w:szCs w:val="20"/>
-        </w:rPr>
-        <w:t xml:space="preserve"> = ['</w:t>
-      </w:r>
-      <w:proofErr w:type="spellStart"/>
-      <w:r>
-        <w:rPr>
-          <w:i/>
-          <w:iCs/>
-          <w:color w:val="444444"/>
-          <w:sz w:val="20"/>
-          <w:szCs w:val="20"/>
-        </w:rPr>
-        <w:t>space</w:t>
-      </w:r>
-      <w:proofErr w:type="spellEnd"/>
-      <w:r>
-        <w:rPr>
-          <w:i/>
-          <w:iCs/>
-          <w:color w:val="444444"/>
-          <w:sz w:val="20"/>
-          <w:szCs w:val="20"/>
-        </w:rPr>
-        <w:t>'].</w:t>
+          <w:lang w:val="en-US"/>
+        </w:rPr>
+        <w:t>Componente Keyboard: allowedKeys = ['space'].</w:t>
       </w:r>
     </w:p>
     <w:p>
       <w:pPr>
         <w:spacing w:before="360" w:after="120" w:line="276" w:lineRule="auto"/>
+        <w:rPr>
+          <w:lang w:val="en-US"/>
+        </w:rPr>
       </w:pPr>
       <w:r>
         <w:rPr>
           <w:b/>
           <w:bCs/>
           <w:color w:val="000000"/>
-        </w:rPr>
+          <w:lang w:val="en-US"/>
+        </w:rPr>
+        <w:lastRenderedPageBreak/>
         <w:t>4. instrucciones_</w:t>
       </w:r>
       <w:r>
@@ -2800,6 +2440,7 @@
           <w:b/>
           <w:bCs/>
           <w:color w:val="000000"/>
+          <w:lang w:val="en-US"/>
         </w:rPr>
         <w:t>NB</w:t>
       </w:r>
@@ -2808,6 +2449,7 @@
           <w:b/>
           <w:bCs/>
           <w:color w:val="000000"/>
+          <w:lang w:val="en-US"/>
         </w:rPr>
         <w:t>3_practica</w:t>
       </w:r>
@@ -2816,7 +2458,6 @@
       <w:pPr>
         <w:spacing w:before="40" w:after="120" w:line="276" w:lineRule="auto"/>
       </w:pPr>
-      <w:proofErr w:type="spellStart"/>
       <w:r>
         <w:rPr>
           <w:i/>
@@ -2825,18 +2466,16 @@
           <w:sz w:val="22"/>
           <w:szCs w:val="22"/>
         </w:rPr>
-        <w:t>Routine</w:t>
-      </w:r>
-      <w:proofErr w:type="spellEnd"/>
-      <w:r>
-        <w:rPr>
-          <w:i/>
-          <w:iCs/>
+        <w:t xml:space="preserve">Routine: </w:t>
+      </w:r>
+      <w:r>
+        <w:rPr>
+          <w:rFonts w:eastAsia="Courier New"/>
           <w:color w:val="000000"/>
           <w:sz w:val="22"/>
           <w:szCs w:val="22"/>
         </w:rPr>
-        <w:t xml:space="preserve">: </w:t>
+        <w:t>instrucciones_</w:t>
       </w:r>
       <w:r>
         <w:rPr>
@@ -2845,7 +2484,7 @@
           <w:sz w:val="22"/>
           <w:szCs w:val="22"/>
         </w:rPr>
-        <w:t>instrucciones_</w:t>
+        <w:t>NB</w:t>
       </w:r>
       <w:r>
         <w:rPr>
@@ -2854,32 +2493,18 @@
           <w:sz w:val="22"/>
           <w:szCs w:val="22"/>
         </w:rPr>
-        <w:t>NB</w:t>
-      </w:r>
-      <w:r>
-        <w:rPr>
-          <w:rFonts w:eastAsia="Courier New"/>
+        <w:t>3_practica</w:t>
+      </w:r>
+      <w:r>
+        <w:rPr>
+          <w:i/>
+          <w:iCs/>
           <w:color w:val="000000"/>
           <w:sz w:val="22"/>
           <w:szCs w:val="22"/>
         </w:rPr>
-        <w:t>3_practica</w:t>
-      </w:r>
-      <w:r>
-        <w:rPr>
-          <w:i/>
-          <w:iCs/>
-          <w:color w:val="000000"/>
-          <w:sz w:val="22"/>
-          <w:szCs w:val="22"/>
-        </w:rPr>
         <w:t xml:space="preserve">   |   Duración: Ilimitada   |   Avance: barra espaciadora</w:t>
       </w:r>
-    </w:p>
-    <w:p>
-      <w:pPr>
-        <w:spacing w:before="80"/>
-      </w:pPr>
     </w:p>
     <w:tbl>
       <w:tblPr>
@@ -3097,6 +2722,9 @@
     <w:p>
       <w:pPr>
         <w:spacing w:before="100" w:after="60" w:line="276" w:lineRule="auto"/>
+        <w:rPr>
+          <w:lang w:val="en-US"/>
+        </w:rPr>
       </w:pPr>
       <w:r>
         <w:rPr>
@@ -3118,9 +2746,8 @@
           <w:sz w:val="20"/>
           <w:szCs w:val="20"/>
         </w:rPr>
-        <w:t xml:space="preserve">Componente Text o </w:t>
-      </w:r>
-      <w:proofErr w:type="spellStart"/>
+        <w:t>Componente Text o Imag</w:t>
+      </w:r>
       <w:r>
         <w:rPr>
           <w:i/>
@@ -3129,7 +2756,7 @@
           <w:sz w:val="20"/>
           <w:szCs w:val="20"/>
         </w:rPr>
-        <w:t>Imag</w:t>
+        <w:t xml:space="preserve">e. </w:t>
       </w:r>
       <w:r>
         <w:rPr>
@@ -3138,166 +2765,60 @@
           <w:color w:val="444444"/>
           <w:sz w:val="20"/>
           <w:szCs w:val="20"/>
-        </w:rPr>
-        <w:t>e</w:t>
-      </w:r>
-      <w:proofErr w:type="spellEnd"/>
-      <w:r>
-        <w:rPr>
-          <w:i/>
-          <w:iCs/>
-          <w:color w:val="444444"/>
-          <w:sz w:val="20"/>
-          <w:szCs w:val="20"/>
-        </w:rPr>
-        <w:t xml:space="preserve">. </w:t>
-      </w:r>
-      <w:r>
-        <w:rPr>
-          <w:i/>
-          <w:iCs/>
-          <w:color w:val="444444"/>
-          <w:sz w:val="20"/>
-          <w:szCs w:val="20"/>
-        </w:rPr>
-        <w:t xml:space="preserve">Componente </w:t>
-      </w:r>
-      <w:proofErr w:type="spellStart"/>
-      <w:r>
-        <w:rPr>
-          <w:i/>
-          <w:iCs/>
-          <w:color w:val="444444"/>
-          <w:sz w:val="20"/>
-          <w:szCs w:val="20"/>
-        </w:rPr>
-        <w:t>Keyboard</w:t>
-      </w:r>
-      <w:proofErr w:type="spellEnd"/>
-      <w:r>
-        <w:rPr>
-          <w:i/>
-          <w:iCs/>
-          <w:color w:val="444444"/>
-          <w:sz w:val="20"/>
-          <w:szCs w:val="20"/>
-        </w:rPr>
-        <w:t xml:space="preserve">: </w:t>
-      </w:r>
-      <w:proofErr w:type="spellStart"/>
-      <w:r>
-        <w:rPr>
-          <w:i/>
-          <w:iCs/>
-          <w:color w:val="444444"/>
-          <w:sz w:val="20"/>
-          <w:szCs w:val="20"/>
-        </w:rPr>
-        <w:t>allowedKeys</w:t>
-      </w:r>
-      <w:proofErr w:type="spellEnd"/>
-      <w:r>
-        <w:rPr>
-          <w:i/>
-          <w:iCs/>
-          <w:color w:val="444444"/>
-          <w:sz w:val="20"/>
-          <w:szCs w:val="20"/>
-        </w:rPr>
-        <w:t xml:space="preserve"> = ['</w:t>
-      </w:r>
-      <w:proofErr w:type="spellStart"/>
-      <w:r>
-        <w:rPr>
-          <w:i/>
-          <w:iCs/>
-          <w:color w:val="444444"/>
-          <w:sz w:val="20"/>
-          <w:szCs w:val="20"/>
-        </w:rPr>
-        <w:t>space</w:t>
-      </w:r>
-      <w:proofErr w:type="spellEnd"/>
-      <w:r>
-        <w:rPr>
-          <w:i/>
-          <w:iCs/>
-          <w:color w:val="444444"/>
-          <w:sz w:val="20"/>
-          <w:szCs w:val="20"/>
-        </w:rPr>
-        <w:t>'].</w:t>
+          <w:lang w:val="en-US"/>
+        </w:rPr>
+        <w:t>Componente Keyboard: allowedKeys = ['space'].</w:t>
       </w:r>
     </w:p>
     <w:p>
       <w:pPr>
         <w:spacing w:before="360" w:after="120" w:line="276" w:lineRule="auto"/>
+        <w:rPr>
+          <w:lang w:val="en-US"/>
+        </w:rPr>
       </w:pPr>
       <w:r>
         <w:rPr>
           <w:b/>
           <w:bCs/>
           <w:color w:val="000000"/>
-        </w:rPr>
-        <w:t xml:space="preserve">5. </w:t>
-      </w:r>
-      <w:proofErr w:type="spellStart"/>
+          <w:lang w:val="en-US"/>
+        </w:rPr>
+        <w:t xml:space="preserve">5. feedback_practica (× </w:t>
+      </w:r>
       <w:r>
         <w:rPr>
           <w:b/>
           <w:bCs/>
           <w:color w:val="000000"/>
-        </w:rPr>
-        <w:t>feedback_practica</w:t>
-      </w:r>
-      <w:proofErr w:type="spellEnd"/>
+          <w:lang w:val="en-US"/>
+        </w:rPr>
+        <w:t>8</w:t>
+      </w:r>
       <w:r>
         <w:rPr>
           <w:b/>
           <w:bCs/>
           <w:color w:val="000000"/>
-        </w:rPr>
-        <w:t xml:space="preserve"> (× </w:t>
+          <w:lang w:val="en-US"/>
+        </w:rPr>
+        <w:t xml:space="preserve"> </w:t>
       </w:r>
       <w:r>
         <w:rPr>
           <w:b/>
           <w:bCs/>
           <w:color w:val="000000"/>
-        </w:rPr>
-        <w:t>8</w:t>
+          <w:lang w:val="en-US"/>
+        </w:rPr>
+        <w:t xml:space="preserve">trials en los 3 </w:t>
       </w:r>
       <w:r>
         <w:rPr>
           <w:b/>
           <w:bCs/>
           <w:color w:val="000000"/>
-        </w:rPr>
-        <w:t xml:space="preserve"> </w:t>
-      </w:r>
-      <w:proofErr w:type="spellStart"/>
-      <w:r>
-        <w:rPr>
-          <w:b/>
-          <w:bCs/>
-          <w:color w:val="000000"/>
-        </w:rPr>
-        <w:t>trials</w:t>
-      </w:r>
-      <w:proofErr w:type="spellEnd"/>
-      <w:r>
-        <w:rPr>
-          <w:b/>
-          <w:bCs/>
-          <w:color w:val="000000"/>
-        </w:rPr>
-        <w:t xml:space="preserve"> en los 3 </w:t>
-      </w:r>
-      <w:r>
-        <w:rPr>
-          <w:b/>
-          <w:bCs/>
-          <w:color w:val="000000"/>
+          <w:lang w:val="en-US"/>
         </w:rPr>
         <w:t>niveles)</w:t>
       </w:r>
@@ -3306,7 +2827,6 @@
       <w:pPr>
         <w:spacing w:before="40" w:after="120" w:line="276" w:lineRule="auto"/>
       </w:pPr>
-      <w:proofErr w:type="spellStart"/>
       <w:r>
         <w:rPr>
           <w:i/>
@@ -3315,18 +2835,16 @@
           <w:sz w:val="22"/>
           <w:szCs w:val="22"/>
         </w:rPr>
-        <w:t>Routine</w:t>
-      </w:r>
-      <w:proofErr w:type="spellEnd"/>
-      <w:r>
-        <w:rPr>
-          <w:i/>
-          <w:iCs/>
+        <w:t xml:space="preserve">Routine: </w:t>
+      </w:r>
+      <w:r>
+        <w:rPr>
+          <w:rFonts w:eastAsia="Courier New"/>
           <w:color w:val="000000"/>
           <w:sz w:val="22"/>
           <w:szCs w:val="22"/>
         </w:rPr>
-        <w:t xml:space="preserve">: </w:t>
+        <w:t>feedback_practica_</w:t>
       </w:r>
       <w:r>
         <w:rPr>
@@ -3335,7 +2853,7 @@
           <w:sz w:val="22"/>
           <w:szCs w:val="22"/>
         </w:rPr>
-        <w:t>feedback_practica_</w:t>
+        <w:t>NB1</w:t>
       </w:r>
       <w:r>
         <w:rPr>
@@ -3344,7 +2862,7 @@
           <w:sz w:val="22"/>
           <w:szCs w:val="22"/>
         </w:rPr>
-        <w:t>NB1</w:t>
+        <w:t xml:space="preserve"> / </w:t>
       </w:r>
       <w:r>
         <w:rPr>
@@ -3353,7 +2871,7 @@
           <w:sz w:val="22"/>
           <w:szCs w:val="22"/>
         </w:rPr>
-        <w:t xml:space="preserve"> / </w:t>
+        <w:t>NB</w:t>
       </w:r>
       <w:r>
         <w:rPr>
@@ -3362,7 +2880,7 @@
           <w:sz w:val="22"/>
           <w:szCs w:val="22"/>
         </w:rPr>
-        <w:t>NB</w:t>
+        <w:t xml:space="preserve">2 / </w:t>
       </w:r>
       <w:r>
         <w:rPr>
@@ -3371,7 +2889,7 @@
           <w:sz w:val="22"/>
           <w:szCs w:val="22"/>
         </w:rPr>
-        <w:t xml:space="preserve">2 / </w:t>
+        <w:t>NB</w:t>
       </w:r>
       <w:r>
         <w:rPr>
@@ -3380,32 +2898,18 @@
           <w:sz w:val="22"/>
           <w:szCs w:val="22"/>
         </w:rPr>
-        <w:t>NB</w:t>
-      </w:r>
-      <w:r>
-        <w:rPr>
-          <w:rFonts w:eastAsia="Courier New"/>
+        <w:t>3</w:t>
+      </w:r>
+      <w:r>
+        <w:rPr>
+          <w:i/>
+          <w:iCs/>
           <w:color w:val="000000"/>
           <w:sz w:val="22"/>
           <w:szCs w:val="22"/>
         </w:rPr>
-        <w:t>3</w:t>
-      </w:r>
-      <w:r>
-        <w:rPr>
-          <w:i/>
-          <w:iCs/>
-          <w:color w:val="000000"/>
-          <w:sz w:val="22"/>
-          <w:szCs w:val="22"/>
-        </w:rPr>
         <w:t xml:space="preserve">   |   Duración: 1 segundo   |   Avance: automático</w:t>
       </w:r>
-    </w:p>
-    <w:p>
-      <w:pPr>
-        <w:spacing w:before="80"/>
-      </w:pPr>
     </w:p>
     <w:tbl>
       <w:tblPr>
@@ -3521,161 +3025,7 @@
           <w:sz w:val="20"/>
           <w:szCs w:val="20"/>
         </w:rPr>
-        <w:t xml:space="preserve">Componente </w:t>
-      </w:r>
-      <w:proofErr w:type="spellStart"/>
-      <w:r>
-        <w:rPr>
-          <w:i/>
-          <w:iCs/>
-          <w:color w:val="444444"/>
-          <w:sz w:val="20"/>
-          <w:szCs w:val="20"/>
-        </w:rPr>
-        <w:t>Code</w:t>
-      </w:r>
-      <w:proofErr w:type="spellEnd"/>
-      <w:r>
-        <w:rPr>
-          <w:i/>
-          <w:iCs/>
-          <w:color w:val="444444"/>
-          <w:sz w:val="20"/>
-          <w:szCs w:val="20"/>
-        </w:rPr>
-        <w:t xml:space="preserve"> en Begin </w:t>
-      </w:r>
-      <w:proofErr w:type="spellStart"/>
-      <w:r>
-        <w:rPr>
-          <w:i/>
-          <w:iCs/>
-          <w:color w:val="444444"/>
-          <w:sz w:val="20"/>
-          <w:szCs w:val="20"/>
-        </w:rPr>
-        <w:t>Routine</w:t>
-      </w:r>
-      <w:proofErr w:type="spellEnd"/>
-      <w:r>
-        <w:rPr>
-          <w:i/>
-          <w:iCs/>
-          <w:color w:val="444444"/>
-          <w:sz w:val="20"/>
-          <w:szCs w:val="20"/>
-        </w:rPr>
-        <w:t xml:space="preserve">: evaluar </w:t>
-      </w:r>
-      <w:proofErr w:type="spellStart"/>
-      <w:r>
-        <w:rPr>
-          <w:i/>
-          <w:iCs/>
-          <w:color w:val="444444"/>
-          <w:sz w:val="20"/>
-          <w:szCs w:val="20"/>
-        </w:rPr>
-        <w:t>key_resp_practica.corr</w:t>
-      </w:r>
-      <w:proofErr w:type="spellEnd"/>
-      <w:r>
-        <w:rPr>
-          <w:i/>
-          <w:iCs/>
-          <w:color w:val="444444"/>
-          <w:sz w:val="20"/>
-          <w:szCs w:val="20"/>
-        </w:rPr>
-        <w:t xml:space="preserve"> y asignar a </w:t>
-      </w:r>
-      <w:proofErr w:type="spellStart"/>
-      <w:r>
-        <w:rPr>
-          <w:i/>
-          <w:iCs/>
-          <w:color w:val="444444"/>
-          <w:sz w:val="20"/>
-          <w:szCs w:val="20"/>
-        </w:rPr>
-        <w:t>mensaje_feedback</w:t>
-      </w:r>
-      <w:proofErr w:type="spellEnd"/>
-      <w:r>
-        <w:rPr>
-          <w:i/>
-          <w:iCs/>
-          <w:color w:val="444444"/>
-          <w:sz w:val="20"/>
-          <w:szCs w:val="20"/>
-        </w:rPr>
-        <w:t>. Componente Text: $</w:t>
-      </w:r>
-      <w:proofErr w:type="spellStart"/>
-      <w:r>
-        <w:rPr>
-          <w:i/>
-          <w:iCs/>
-          <w:color w:val="444444"/>
-          <w:sz w:val="20"/>
-          <w:szCs w:val="20"/>
-        </w:rPr>
-        <w:t>mensaje_feedback</w:t>
-      </w:r>
-      <w:proofErr w:type="spellEnd"/>
-      <w:r>
-        <w:rPr>
-          <w:i/>
-          <w:iCs/>
-          <w:color w:val="444444"/>
-          <w:sz w:val="20"/>
-          <w:szCs w:val="20"/>
-        </w:rPr>
-        <w:t xml:space="preserve">, set </w:t>
-      </w:r>
-      <w:proofErr w:type="spellStart"/>
-      <w:r>
-        <w:rPr>
-          <w:i/>
-          <w:iCs/>
-          <w:color w:val="444444"/>
-          <w:sz w:val="20"/>
-          <w:szCs w:val="20"/>
-        </w:rPr>
-        <w:t>every</w:t>
-      </w:r>
-      <w:proofErr w:type="spellEnd"/>
-      <w:r>
-        <w:rPr>
-          <w:i/>
-          <w:iCs/>
-          <w:color w:val="444444"/>
-          <w:sz w:val="20"/>
-          <w:szCs w:val="20"/>
-        </w:rPr>
-        <w:t xml:space="preserve"> </w:t>
-      </w:r>
-      <w:proofErr w:type="spellStart"/>
-      <w:r>
-        <w:rPr>
-          <w:i/>
-          <w:iCs/>
-          <w:color w:val="444444"/>
-          <w:sz w:val="20"/>
-          <w:szCs w:val="20"/>
-        </w:rPr>
-        <w:t>repeat</w:t>
-      </w:r>
-      <w:proofErr w:type="spellEnd"/>
-      <w:r>
-        <w:rPr>
-          <w:i/>
-          <w:iCs/>
-          <w:color w:val="444444"/>
-          <w:sz w:val="20"/>
-          <w:szCs w:val="20"/>
-        </w:rPr>
-        <w:t>. Duración = 1 s.</w:t>
+        <w:t>Componente Code en Begin Routine: evaluar key_resp_practica.corr y asignar a mensaje_feedback. Componente Text: $mensaje_feedback, set every repeat. Duración = 1 s.</w:t>
       </w:r>
     </w:p>
     <w:p>
@@ -3688,24 +3038,13 @@
           <w:bCs/>
           <w:color w:val="000000"/>
         </w:rPr>
-        <w:t xml:space="preserve">6. </w:t>
-      </w:r>
-      <w:proofErr w:type="spellStart"/>
-      <w:r>
-        <w:rPr>
-          <w:b/>
-          <w:bCs/>
-          <w:color w:val="000000"/>
-        </w:rPr>
-        <w:t>fin_practica</w:t>
-      </w:r>
-      <w:proofErr w:type="spellEnd"/>
+        <w:t>6. fin_practica</w:t>
+      </w:r>
     </w:p>
     <w:p>
       <w:pPr>
         <w:spacing w:before="40" w:after="120" w:line="276" w:lineRule="auto"/>
       </w:pPr>
-      <w:proofErr w:type="spellStart"/>
       <w:r>
         <w:rPr>
           <w:i/>
@@ -3714,30 +3053,27 @@
           <w:sz w:val="22"/>
           <w:szCs w:val="22"/>
         </w:rPr>
-        <w:t>Routine</w:t>
-      </w:r>
-      <w:proofErr w:type="spellEnd"/>
-      <w:r>
-        <w:rPr>
-          <w:i/>
-          <w:iCs/>
+        <w:t xml:space="preserve">Routine: </w:t>
+      </w:r>
+      <w:r>
+        <w:rPr>
+          <w:rFonts w:eastAsia="Courier New"/>
           <w:color w:val="000000"/>
           <w:sz w:val="22"/>
           <w:szCs w:val="22"/>
         </w:rPr>
-        <w:t xml:space="preserve">: </w:t>
-      </w:r>
-      <w:proofErr w:type="spellStart"/>
-      <w:r>
-        <w:rPr>
-          <w:rFonts w:eastAsia="Courier New"/>
+        <w:t>fin_practica</w:t>
+      </w:r>
+      <w:r>
+        <w:rPr>
+          <w:i/>
+          <w:iCs/>
           <w:color w:val="000000"/>
           <w:sz w:val="22"/>
           <w:szCs w:val="22"/>
         </w:rPr>
-        <w:t>fin_practica</w:t>
-      </w:r>
-      <w:proofErr w:type="spellEnd"/>
+        <w:t xml:space="preserve">   |   Duración: </w:t>
+      </w:r>
       <w:r>
         <w:rPr>
           <w:i/>
@@ -3746,7 +3082,7 @@
           <w:sz w:val="22"/>
           <w:szCs w:val="22"/>
         </w:rPr>
-        <w:t xml:space="preserve">   |   Duración: </w:t>
+        <w:t>5</w:t>
       </w:r>
       <w:r>
         <w:rPr>
@@ -3756,23 +3092,8 @@
           <w:sz w:val="22"/>
           <w:szCs w:val="22"/>
         </w:rPr>
-        <w:t>5</w:t>
-      </w:r>
-      <w:r>
-        <w:rPr>
-          <w:i/>
-          <w:iCs/>
-          <w:color w:val="000000"/>
-          <w:sz w:val="22"/>
-          <w:szCs w:val="22"/>
-        </w:rPr>
         <w:t xml:space="preserve"> segundos   |   Avance: automático</w:t>
       </w:r>
-    </w:p>
-    <w:p>
-      <w:pPr>
-        <w:spacing w:before="80"/>
-      </w:pPr>
     </w:p>
     <w:tbl>
       <w:tblPr>
@@ -3915,7 +3236,6 @@
           <w:sz w:val="20"/>
           <w:szCs w:val="20"/>
         </w:rPr>
-        <w:lastRenderedPageBreak/>
         <w:t xml:space="preserve">Nota técnica: </w:t>
       </w:r>
       <w:r>
@@ -3926,9 +3246,8 @@
           <w:sz w:val="20"/>
           <w:szCs w:val="20"/>
         </w:rPr>
-        <w:t xml:space="preserve">Componente </w:t>
-      </w:r>
-      <w:proofErr w:type="spellStart"/>
+        <w:t>Componente Image o Text.</w:t>
+      </w:r>
       <w:r>
         <w:rPr>
           <w:i/>
@@ -3937,9 +3256,8 @@
           <w:sz w:val="20"/>
           <w:szCs w:val="20"/>
         </w:rPr>
-        <w:t>Image</w:t>
-      </w:r>
-      <w:proofErr w:type="spellEnd"/>
+        <w:t xml:space="preserve"> </w:t>
+      </w:r>
       <w:r>
         <w:rPr>
           <w:i/>
@@ -3948,49 +3266,7 @@
           <w:sz w:val="20"/>
           <w:szCs w:val="20"/>
         </w:rPr>
-        <w:t xml:space="preserve"> o Text.</w:t>
-      </w:r>
-      <w:r>
-        <w:rPr>
-          <w:i/>
-          <w:iCs/>
-          <w:color w:val="444444"/>
-          <w:sz w:val="20"/>
-          <w:szCs w:val="20"/>
-        </w:rPr>
-        <w:t xml:space="preserve"> </w:t>
-      </w:r>
-      <w:r>
-        <w:rPr>
-          <w:i/>
-          <w:iCs/>
-          <w:color w:val="444444"/>
-          <w:sz w:val="20"/>
-          <w:szCs w:val="20"/>
-        </w:rPr>
-        <w:t xml:space="preserve">Duración = 5 s. Sin componente </w:t>
-      </w:r>
-      <w:proofErr w:type="spellStart"/>
-      <w:r>
-        <w:rPr>
-          <w:i/>
-          <w:iCs/>
-          <w:color w:val="444444"/>
-          <w:sz w:val="20"/>
-          <w:szCs w:val="20"/>
-        </w:rPr>
-        <w:t>Keyboard</w:t>
-      </w:r>
-      <w:proofErr w:type="spellEnd"/>
-      <w:r>
-        <w:rPr>
-          <w:i/>
-          <w:iCs/>
-          <w:color w:val="444444"/>
-          <w:sz w:val="20"/>
-          <w:szCs w:val="20"/>
-        </w:rPr>
-        <w:t>.</w:t>
+        <w:t>Duración = 5 s. Sin componente Keyboard.</w:t>
       </w:r>
     </w:p>
     <w:p>
@@ -4003,6 +3279,7 @@
           <w:bCs/>
           <w:color w:val="000000"/>
         </w:rPr>
+        <w:lastRenderedPageBreak/>
         <w:t>7. descanso</w:t>
       </w:r>
     </w:p>
@@ -4010,7 +3287,6 @@
       <w:pPr>
         <w:spacing w:before="40" w:after="120" w:line="276" w:lineRule="auto"/>
       </w:pPr>
-      <w:proofErr w:type="spellStart"/>
       <w:r>
         <w:rPr>
           <w:i/>
@@ -4019,43 +3295,27 @@
           <w:sz w:val="22"/>
           <w:szCs w:val="22"/>
         </w:rPr>
-        <w:t>Routine</w:t>
-      </w:r>
-      <w:proofErr w:type="spellEnd"/>
-      <w:r>
-        <w:rPr>
-          <w:i/>
-          <w:iCs/>
+        <w:t xml:space="preserve">Routine: </w:t>
+      </w:r>
+      <w:r>
+        <w:rPr>
+          <w:rFonts w:eastAsia="Courier New"/>
           <w:color w:val="000000"/>
           <w:sz w:val="22"/>
           <w:szCs w:val="22"/>
         </w:rPr>
-        <w:t xml:space="preserve">: </w:t>
-      </w:r>
-      <w:r>
-        <w:rPr>
-          <w:rFonts w:eastAsia="Courier New"/>
+        <w:t>descanso</w:t>
+      </w:r>
+      <w:r>
+        <w:rPr>
+          <w:i/>
+          <w:iCs/>
           <w:color w:val="000000"/>
           <w:sz w:val="22"/>
           <w:szCs w:val="22"/>
         </w:rPr>
-        <w:t>descanso</w:t>
-      </w:r>
-      <w:r>
-        <w:rPr>
-          <w:i/>
-          <w:iCs/>
-          <w:color w:val="000000"/>
-          <w:sz w:val="22"/>
-          <w:szCs w:val="22"/>
-        </w:rPr>
         <w:t xml:space="preserve">   |   Duración: 60 segundos   |   Avance: automático</w:t>
       </w:r>
-    </w:p>
-    <w:p>
-      <w:pPr>
-        <w:spacing w:before="80"/>
-      </w:pPr>
     </w:p>
     <w:tbl>
       <w:tblPr>
@@ -4135,51 +3395,7 @@
           <w:sz w:val="20"/>
           <w:szCs w:val="20"/>
         </w:rPr>
-        <w:t xml:space="preserve">Componente Text o </w:t>
-      </w:r>
-      <w:proofErr w:type="spellStart"/>
-      <w:r>
-        <w:rPr>
-          <w:i/>
-          <w:iCs/>
-          <w:color w:val="444444"/>
-          <w:sz w:val="20"/>
-          <w:szCs w:val="20"/>
-        </w:rPr>
-        <w:t>Image</w:t>
-      </w:r>
-      <w:proofErr w:type="spellEnd"/>
-      <w:r>
-        <w:rPr>
-          <w:i/>
-          <w:iCs/>
-          <w:color w:val="444444"/>
-          <w:sz w:val="20"/>
-          <w:szCs w:val="20"/>
-        </w:rPr>
-        <w:t xml:space="preserve">. Duración = 60 s. Sin componente </w:t>
-      </w:r>
-      <w:proofErr w:type="spellStart"/>
-      <w:r>
-        <w:rPr>
-          <w:i/>
-          <w:iCs/>
-          <w:color w:val="444444"/>
-          <w:sz w:val="20"/>
-          <w:szCs w:val="20"/>
-        </w:rPr>
-        <w:t>Keyboard</w:t>
-      </w:r>
-      <w:proofErr w:type="spellEnd"/>
-      <w:r>
-        <w:rPr>
-          <w:i/>
-          <w:iCs/>
-          <w:color w:val="444444"/>
-          <w:sz w:val="20"/>
-          <w:szCs w:val="20"/>
-        </w:rPr>
-        <w:t>.</w:t>
+        <w:t>Componente Text o Image. Duración = 60 s. Sin componente Keyboard.</w:t>
       </w:r>
     </w:p>
     <w:p>
@@ -4247,7 +3463,6 @@
       <w:pPr>
         <w:spacing w:before="40" w:after="120" w:line="276" w:lineRule="auto"/>
       </w:pPr>
-      <w:proofErr w:type="spellStart"/>
       <w:r>
         <w:rPr>
           <w:i/>
@@ -4256,18 +3471,16 @@
           <w:sz w:val="22"/>
           <w:szCs w:val="22"/>
         </w:rPr>
-        <w:t>Routine</w:t>
-      </w:r>
-      <w:proofErr w:type="spellEnd"/>
-      <w:r>
-        <w:rPr>
-          <w:i/>
-          <w:iCs/>
+        <w:t xml:space="preserve">Routine: </w:t>
+      </w:r>
+      <w:r>
+        <w:rPr>
+          <w:rFonts w:eastAsia="Courier New"/>
           <w:color w:val="000000"/>
           <w:sz w:val="22"/>
           <w:szCs w:val="22"/>
         </w:rPr>
-        <w:t xml:space="preserve">: </w:t>
+        <w:t>instrucciones_</w:t>
       </w:r>
       <w:r>
         <w:rPr>
@@ -4276,7 +3489,7 @@
           <w:sz w:val="22"/>
           <w:szCs w:val="22"/>
         </w:rPr>
-        <w:t>instrucciones_</w:t>
+        <w:t>NB</w:t>
       </w:r>
       <w:r>
         <w:rPr>
@@ -4285,7 +3498,7 @@
           <w:sz w:val="22"/>
           <w:szCs w:val="22"/>
         </w:rPr>
-        <w:t>NB</w:t>
+        <w:t xml:space="preserve">1 / </w:t>
       </w:r>
       <w:r>
         <w:rPr>
@@ -4294,7 +3507,7 @@
           <w:sz w:val="22"/>
           <w:szCs w:val="22"/>
         </w:rPr>
-        <w:t xml:space="preserve">1 / </w:t>
+        <w:t>NB</w:t>
       </w:r>
       <w:r>
         <w:rPr>
@@ -4303,7 +3516,7 @@
           <w:sz w:val="22"/>
           <w:szCs w:val="22"/>
         </w:rPr>
-        <w:t>NB</w:t>
+        <w:t xml:space="preserve">2 / </w:t>
       </w:r>
       <w:r>
         <w:rPr>
@@ -4312,7 +3525,7 @@
           <w:sz w:val="22"/>
           <w:szCs w:val="22"/>
         </w:rPr>
-        <w:t xml:space="preserve">2 / </w:t>
+        <w:t>NB</w:t>
       </w:r>
       <w:r>
         <w:rPr>
@@ -4321,32 +3534,18 @@
           <w:sz w:val="22"/>
           <w:szCs w:val="22"/>
         </w:rPr>
-        <w:t>NB</w:t>
-      </w:r>
-      <w:r>
-        <w:rPr>
-          <w:rFonts w:eastAsia="Courier New"/>
+        <w:t>3</w:t>
+      </w:r>
+      <w:r>
+        <w:rPr>
+          <w:i/>
+          <w:iCs/>
           <w:color w:val="000000"/>
           <w:sz w:val="22"/>
           <w:szCs w:val="22"/>
         </w:rPr>
-        <w:t>3</w:t>
-      </w:r>
-      <w:r>
-        <w:rPr>
-          <w:i/>
-          <w:iCs/>
-          <w:color w:val="000000"/>
-          <w:sz w:val="22"/>
-          <w:szCs w:val="22"/>
-        </w:rPr>
         <w:t xml:space="preserve">   |   Duración: Ilimitada   |   Avance: barra espaciadora</w:t>
       </w:r>
-    </w:p>
-    <w:p>
-      <w:pPr>
-        <w:spacing w:before="80"/>
-      </w:pPr>
     </w:p>
     <w:tbl>
       <w:tblPr>
@@ -4533,6 +3732,9 @@
     <w:p>
       <w:pPr>
         <w:spacing w:before="100" w:after="60" w:line="276" w:lineRule="auto"/>
+        <w:rPr>
+          <w:lang w:val="en-US"/>
+        </w:rPr>
       </w:pPr>
       <w:r>
         <w:rPr>
@@ -4554,9 +3756,8 @@
           <w:sz w:val="20"/>
           <w:szCs w:val="20"/>
         </w:rPr>
-        <w:t xml:space="preserve">Componente Text o </w:t>
-      </w:r>
-      <w:proofErr w:type="spellStart"/>
+        <w:t>Componente Text o Image</w:t>
+      </w:r>
       <w:r>
         <w:rPr>
           <w:i/>
@@ -4565,9 +3766,8 @@
           <w:sz w:val="20"/>
           <w:szCs w:val="20"/>
         </w:rPr>
-        <w:t>Image</w:t>
-      </w:r>
-      <w:proofErr w:type="spellEnd"/>
+        <w:t xml:space="preserve">. </w:t>
+      </w:r>
       <w:r>
         <w:rPr>
           <w:i/>
@@ -4575,104 +3775,32 @@
           <w:color w:val="444444"/>
           <w:sz w:val="20"/>
           <w:szCs w:val="20"/>
-        </w:rPr>
-        <w:t xml:space="preserve">. Componente </w:t>
-      </w:r>
-      <w:proofErr w:type="spellStart"/>
-      <w:r>
-        <w:rPr>
-          <w:i/>
-          <w:iCs/>
-          <w:color w:val="444444"/>
-          <w:sz w:val="20"/>
-          <w:szCs w:val="20"/>
-        </w:rPr>
-        <w:t>Keyboard</w:t>
-      </w:r>
-      <w:proofErr w:type="spellEnd"/>
-      <w:r>
-        <w:rPr>
-          <w:i/>
-          <w:iCs/>
-          <w:color w:val="444444"/>
-          <w:sz w:val="20"/>
-          <w:szCs w:val="20"/>
-        </w:rPr>
-        <w:t xml:space="preserve">: </w:t>
-      </w:r>
-      <w:proofErr w:type="spellStart"/>
-      <w:r>
-        <w:rPr>
-          <w:i/>
-          <w:iCs/>
-          <w:color w:val="444444"/>
-          <w:sz w:val="20"/>
-          <w:szCs w:val="20"/>
-        </w:rPr>
-        <w:t>allowedKeys</w:t>
-      </w:r>
-      <w:proofErr w:type="spellEnd"/>
-      <w:r>
-        <w:rPr>
-          <w:i/>
-          <w:iCs/>
-          <w:color w:val="444444"/>
-          <w:sz w:val="20"/>
-          <w:szCs w:val="20"/>
-        </w:rPr>
-        <w:t xml:space="preserve"> = ['</w:t>
-      </w:r>
-      <w:proofErr w:type="spellStart"/>
-      <w:r>
-        <w:rPr>
-          <w:i/>
-          <w:iCs/>
-          <w:color w:val="444444"/>
-          <w:sz w:val="20"/>
-          <w:szCs w:val="20"/>
-        </w:rPr>
-        <w:t>space</w:t>
-      </w:r>
-      <w:proofErr w:type="spellEnd"/>
-      <w:r>
-        <w:rPr>
-          <w:i/>
-          <w:iCs/>
-          <w:color w:val="444444"/>
-          <w:sz w:val="20"/>
-          <w:szCs w:val="20"/>
-        </w:rPr>
-        <w:t xml:space="preserve">']. </w:t>
+          <w:lang w:val="en-US"/>
+        </w:rPr>
+        <w:t xml:space="preserve">Componente Keyboard: allowedKeys = ['space']. </w:t>
       </w:r>
     </w:p>
     <w:p>
       <w:pPr>
         <w:spacing w:before="360" w:after="120" w:line="276" w:lineRule="auto"/>
+        <w:rPr>
+          <w:lang w:val="en-US"/>
+        </w:rPr>
       </w:pPr>
       <w:r>
         <w:rPr>
           <w:b/>
           <w:bCs/>
           <w:color w:val="000000"/>
-        </w:rPr>
-        <w:t xml:space="preserve">9. </w:t>
-      </w:r>
-      <w:proofErr w:type="spellStart"/>
-      <w:r>
-        <w:rPr>
-          <w:b/>
-          <w:bCs/>
-          <w:color w:val="000000"/>
-        </w:rPr>
-        <w:t>fin_experimento</w:t>
-      </w:r>
-      <w:proofErr w:type="spellEnd"/>
+          <w:lang w:val="en-US"/>
+        </w:rPr>
+        <w:t>9. fin_experimento</w:t>
+      </w:r>
     </w:p>
     <w:p>
       <w:pPr>
         <w:spacing w:before="40" w:after="120" w:line="276" w:lineRule="auto"/>
       </w:pPr>
-      <w:proofErr w:type="spellStart"/>
       <w:r>
         <w:rPr>
           <w:i/>
@@ -4681,45 +3809,27 @@
           <w:sz w:val="22"/>
           <w:szCs w:val="22"/>
         </w:rPr>
-        <w:t>Routine</w:t>
-      </w:r>
-      <w:proofErr w:type="spellEnd"/>
-      <w:r>
-        <w:rPr>
-          <w:i/>
-          <w:iCs/>
+        <w:t xml:space="preserve">Routine: </w:t>
+      </w:r>
+      <w:r>
+        <w:rPr>
+          <w:rFonts w:eastAsia="Courier New"/>
           <w:color w:val="000000"/>
           <w:sz w:val="22"/>
           <w:szCs w:val="22"/>
         </w:rPr>
-        <w:t xml:space="preserve">: </w:t>
-      </w:r>
-      <w:proofErr w:type="spellStart"/>
-      <w:r>
-        <w:rPr>
-          <w:rFonts w:eastAsia="Courier New"/>
+        <w:t>fin_experimento</w:t>
+      </w:r>
+      <w:r>
+        <w:rPr>
+          <w:i/>
+          <w:iCs/>
           <w:color w:val="000000"/>
           <w:sz w:val="22"/>
           <w:szCs w:val="22"/>
         </w:rPr>
-        <w:t>fin_experimento</w:t>
-      </w:r>
-      <w:proofErr w:type="spellEnd"/>
-      <w:r>
-        <w:rPr>
-          <w:i/>
-          <w:iCs/>
-          <w:color w:val="000000"/>
-          <w:sz w:val="22"/>
-          <w:szCs w:val="22"/>
-        </w:rPr>
         <w:t xml:space="preserve">   |   Duración: 5 segundos   |   Avance: automático</w:t>
       </w:r>
-    </w:p>
-    <w:p>
-      <w:pPr>
-        <w:spacing w:before="80"/>
-      </w:pPr>
     </w:p>
     <w:tbl>
       <w:tblPr>
@@ -4817,51 +3927,7 @@
           <w:sz w:val="20"/>
           <w:szCs w:val="20"/>
         </w:rPr>
-        <w:t xml:space="preserve">Componente Text o </w:t>
-      </w:r>
-      <w:proofErr w:type="spellStart"/>
-      <w:r>
-        <w:rPr>
-          <w:i/>
-          <w:iCs/>
-          <w:color w:val="444444"/>
-          <w:sz w:val="20"/>
-          <w:szCs w:val="20"/>
-        </w:rPr>
-        <w:t>Image</w:t>
-      </w:r>
-      <w:proofErr w:type="spellEnd"/>
-      <w:r>
-        <w:rPr>
-          <w:i/>
-          <w:iCs/>
-          <w:color w:val="444444"/>
-          <w:sz w:val="20"/>
-          <w:szCs w:val="20"/>
-        </w:rPr>
-        <w:t xml:space="preserve">. Duración = 5 s. Sin componente </w:t>
-      </w:r>
-      <w:proofErr w:type="spellStart"/>
-      <w:r>
-        <w:rPr>
-          <w:i/>
-          <w:iCs/>
-          <w:color w:val="444444"/>
-          <w:sz w:val="20"/>
-          <w:szCs w:val="20"/>
-        </w:rPr>
-        <w:t>Keyboard</w:t>
-      </w:r>
-      <w:proofErr w:type="spellEnd"/>
-      <w:r>
-        <w:rPr>
-          <w:i/>
-          <w:iCs/>
-          <w:color w:val="444444"/>
-          <w:sz w:val="20"/>
-          <w:szCs w:val="20"/>
-        </w:rPr>
-        <w:t>.</w:t>
+        <w:t>Componente Text o Image. Duración = 5 s. Sin componente Keyboard.</w:t>
       </w:r>
     </w:p>
     <w:sectPr>
@@ -4876,7 +3942,7 @@
 </file>
 
 <file path=word/endnotes.xml><?xml version="1.0" encoding="utf-8"?>
-<w:endnotes xmlns:wpc="http://schemas.microsoft.com/office/word/2010/wordprocessingCanvas" xmlns:cx="http://schemas.microsoft.com/office/drawing/2014/chartex" xmlns:cx1="http://schemas.microsoft.com/office/drawing/2015/9/8/chartex" xmlns:cx2="http://schemas.microsoft.com/office/drawing/2015/10/21/chartex" xmlns:cx3="http://schemas.microsoft.com/office/drawing/2016/5/9/chartex" xmlns:cx4="http://schemas.microsoft.com/office/drawing/2016/5/10/chartex" xmlns:cx5="http://schemas.microsoft.com/office/drawing/2016/5/11/chartex" xmlns:cx6="http://schemas.microsoft.com/office/drawing/2016/5/12/chartex" xmlns:cx7="http://schemas.microsoft.com/office/drawing/2016/5/13/chartex" xmlns:cx8="http://schemas.microsoft.com/office/drawing/2016/5/14/chartex" xmlns:mc="http://schemas.openxmlformats.org/markup-compatibility/2006" xmlns:aink="http://schemas.microsoft.com/office/drawing/2016/ink" xmlns:am3d="http://schemas.microsoft.com/office/drawing/2017/model3d" xmlns:o="urn:schemas-microsoft-com:office:office" xmlns:oel="http://schemas.microsoft.com/office/2019/extlst" xmlns:r="http://schemas.openxmlformats.org/officeDocument/2006/relationships" xmlns:m="http://schemas.openxmlformats.org/officeDocument/2006/math" xmlns:v="urn:schemas-microsoft-com:vml" xmlns:wp14="http://schemas.microsoft.com/office/word/2010/wordprocessingDrawing" xmlns:wp="http://schemas.openxmlformats.org/drawingml/2006/wordprocessingDrawing" xmlns:w10="urn:schemas-microsoft-com:office:word" xmlns:w="http://schemas.openxmlformats.org/wordprocessingml/2006/main" xmlns:w14="http://schemas.microsoft.com/office/word/2010/wordml" xmlns:w15="http://schemas.microsoft.com/office/word/2012/wordml" xmlns:w16cex="http://schemas.microsoft.com/office/word/2018/wordml/cex" xmlns:w16cid="http://schemas.microsoft.com/office/word/2016/wordml/cid" xmlns:w16="http://schemas.microsoft.com/office/word/2018/wordml" xmlns:w16sdtdh="http://schemas.microsoft.com/office/word/2020/wordml/sdtdatahash" xmlns:w16se="http://schemas.microsoft.com/office/word/2015/wordml/symex" xmlns:wpg="http://schemas.microsoft.com/office/word/2010/wordprocessingGroup" xmlns:wpi="http://schemas.microsoft.com/office/word/2010/wordprocessingInk" xmlns:wne="http://schemas.microsoft.com/office/word/2006/wordml" xmlns:wps="http://schemas.microsoft.com/office/word/2010/wordprocessingShape" mc:Ignorable="w14 w15 w16se w16cid w16 w16cex w16sdtdh wp14">
+<w:endnotes xmlns:wpc="http://schemas.microsoft.com/office/word/2010/wordprocessingCanvas" xmlns:cx="http://schemas.microsoft.com/office/drawing/2014/chartex" xmlns:cx1="http://schemas.microsoft.com/office/drawing/2015/9/8/chartex" xmlns:cx2="http://schemas.microsoft.com/office/drawing/2015/10/21/chartex" xmlns:cx3="http://schemas.microsoft.com/office/drawing/2016/5/9/chartex" xmlns:cx4="http://schemas.microsoft.com/office/drawing/2016/5/10/chartex" xmlns:cx5="http://schemas.microsoft.com/office/drawing/2016/5/11/chartex" xmlns:cx6="http://schemas.microsoft.com/office/drawing/2016/5/12/chartex" xmlns:cx7="http://schemas.microsoft.com/office/drawing/2016/5/13/chartex" xmlns:cx8="http://schemas.microsoft.com/office/drawing/2016/5/14/chartex" xmlns:mc="http://schemas.openxmlformats.org/markup-compatibility/2006" xmlns:aink="http://schemas.microsoft.com/office/drawing/2016/ink" xmlns:am3d="http://schemas.microsoft.com/office/drawing/2017/model3d" xmlns:o="urn:schemas-microsoft-com:office:office" xmlns:oel="http://schemas.microsoft.com/office/2019/extlst" xmlns:r="http://schemas.openxmlformats.org/officeDocument/2006/relationships" xmlns:m="http://schemas.openxmlformats.org/officeDocument/2006/math" xmlns:v="urn:schemas-microsoft-com:vml" xmlns:wp14="http://schemas.microsoft.com/office/word/2010/wordprocessingDrawing" xmlns:wp="http://schemas.openxmlformats.org/drawingml/2006/wordprocessingDrawing" xmlns:w10="urn:schemas-microsoft-com:office:word" xmlns:w="http://schemas.openxmlformats.org/wordprocessingml/2006/main" xmlns:w14="http://schemas.microsoft.com/office/word/2010/wordml" xmlns:w15="http://schemas.microsoft.com/office/word/2012/wordml" xmlns:w16cex="http://schemas.microsoft.com/office/word/2018/wordml/cex" xmlns:w16cid="http://schemas.microsoft.com/office/word/2016/wordml/cid" xmlns:w16="http://schemas.microsoft.com/office/word/2018/wordml" xmlns:w16du="http://schemas.microsoft.com/office/word/2023/wordml/word16du" xmlns:w16sdtdh="http://schemas.microsoft.com/office/word/2020/wordml/sdtdatahash" xmlns:w16sdtfl="http://schemas.microsoft.com/office/word/2024/wordml/sdtformatlock" xmlns:w16se="http://schemas.microsoft.com/office/word/2015/wordml/symex" xmlns:wpg="http://schemas.microsoft.com/office/word/2010/wordprocessingGroup" xmlns:wpi="http://schemas.microsoft.com/office/word/2010/wordprocessingInk" xmlns:wne="http://schemas.microsoft.com/office/word/2006/wordml" xmlns:wps="http://schemas.microsoft.com/office/word/2010/wordprocessingShape" mc:Ignorable="w14 w15 w16se w16cid w16 w16cex w16sdtdh w16sdtfl w16du wp14">
   <w:endnote w:type="separator" w:id="-1">
     <w:p>
       <w:r>
@@ -4895,7 +3961,7 @@
 </file>
 
 <file path=word/footer1.xml><?xml version="1.0" encoding="utf-8"?>
-<w:ftr xmlns:wpc="http://schemas.microsoft.com/office/word/2010/wordprocessingCanvas" xmlns:cx="http://schemas.microsoft.com/office/drawing/2014/chartex" xmlns:cx1="http://schemas.microsoft.com/office/drawing/2015/9/8/chartex" xmlns:cx2="http://schemas.microsoft.com/office/drawing/2015/10/21/chartex" xmlns:cx3="http://schemas.microsoft.com/office/drawing/2016/5/9/chartex" xmlns:cx4="http://schemas.microsoft.com/office/drawing/2016/5/10/chartex" xmlns:cx5="http://schemas.microsoft.com/office/drawing/2016/5/11/chartex" xmlns:cx6="http://schemas.microsoft.com/office/drawing/2016/5/12/chartex" xmlns:cx7="http://schemas.microsoft.com/office/drawing/2016/5/13/chartex" xmlns:cx8="http://schemas.microsoft.com/office/drawing/2016/5/14/chartex" xmlns:mc="http://schemas.openxmlformats.org/markup-compatibility/2006" xmlns:aink="http://schemas.microsoft.com/office/drawing/2016/ink" xmlns:am3d="http://schemas.microsoft.com/office/drawing/2017/model3d" xmlns:o="urn:schemas-microsoft-com:office:office" xmlns:oel="http://schemas.microsoft.com/office/2019/extlst" xmlns:r="http://schemas.openxmlformats.org/officeDocument/2006/relationships" xmlns:m="http://schemas.openxmlformats.org/officeDocument/2006/math" xmlns:v="urn:schemas-microsoft-com:vml" xmlns:wp14="http://schemas.microsoft.com/office/word/2010/wordprocessingDrawing" xmlns:wp="http://schemas.openxmlformats.org/drawingml/2006/wordprocessingDrawing" xmlns:w10="urn:schemas-microsoft-com:office:word" xmlns:w="http://schemas.openxmlformats.org/wordprocessingml/2006/main" xmlns:w14="http://schemas.microsoft.com/office/word/2010/wordml" xmlns:w15="http://schemas.microsoft.com/office/word/2012/wordml" xmlns:w16cex="http://schemas.microsoft.com/office/word/2018/wordml/cex" xmlns:w16cid="http://schemas.microsoft.com/office/word/2016/wordml/cid" xmlns:w16="http://schemas.microsoft.com/office/word/2018/wordml" xmlns:w16sdtdh="http://schemas.microsoft.com/office/word/2020/wordml/sdtdatahash" xmlns:w16se="http://schemas.microsoft.com/office/word/2015/wordml/symex" xmlns:wpg="http://schemas.microsoft.com/office/word/2010/wordprocessingGroup" xmlns:wpi="http://schemas.microsoft.com/office/word/2010/wordprocessingInk" xmlns:wne="http://schemas.microsoft.com/office/word/2006/wordml" xmlns:wps="http://schemas.microsoft.com/office/word/2010/wordprocessingShape" mc:Ignorable="w14 w15 w16se w16cid w16 w16cex w16sdtdh wp14">
+<w:ftr xmlns:wpc="http://schemas.microsoft.com/office/word/2010/wordprocessingCanvas" xmlns:cx="http://schemas.microsoft.com/office/drawing/2014/chartex" xmlns:cx1="http://schemas.microsoft.com/office/drawing/2015/9/8/chartex" xmlns:cx2="http://schemas.microsoft.com/office/drawing/2015/10/21/chartex" xmlns:cx3="http://schemas.microsoft.com/office/drawing/2016/5/9/chartex" xmlns:cx4="http://schemas.microsoft.com/office/drawing/2016/5/10/chartex" xmlns:cx5="http://schemas.microsoft.com/office/drawing/2016/5/11/chartex" xmlns:cx6="http://schemas.microsoft.com/office/drawing/2016/5/12/chartex" xmlns:cx7="http://schemas.microsoft.com/office/drawing/2016/5/13/chartex" xmlns:cx8="http://schemas.microsoft.com/office/drawing/2016/5/14/chartex" xmlns:mc="http://schemas.openxmlformats.org/markup-compatibility/2006" xmlns:aink="http://schemas.microsoft.com/office/drawing/2016/ink" xmlns:am3d="http://schemas.microsoft.com/office/drawing/2017/model3d" xmlns:o="urn:schemas-microsoft-com:office:office" xmlns:oel="http://schemas.microsoft.com/office/2019/extlst" xmlns:r="http://schemas.openxmlformats.org/officeDocument/2006/relationships" xmlns:m="http://schemas.openxmlformats.org/officeDocument/2006/math" xmlns:v="urn:schemas-microsoft-com:vml" xmlns:wp14="http://schemas.microsoft.com/office/word/2010/wordprocessingDrawing" xmlns:wp="http://schemas.openxmlformats.org/drawingml/2006/wordprocessingDrawing" xmlns:w10="urn:schemas-microsoft-com:office:word" xmlns:w="http://schemas.openxmlformats.org/wordprocessingml/2006/main" xmlns:w14="http://schemas.microsoft.com/office/word/2010/wordml" xmlns:w15="http://schemas.microsoft.com/office/word/2012/wordml" xmlns:w16cex="http://schemas.microsoft.com/office/word/2018/wordml/cex" xmlns:w16cid="http://schemas.microsoft.com/office/word/2016/wordml/cid" xmlns:w16="http://schemas.microsoft.com/office/word/2018/wordml" xmlns:w16du="http://schemas.microsoft.com/office/word/2023/wordml/word16du" xmlns:w16sdtdh="http://schemas.microsoft.com/office/word/2020/wordml/sdtdatahash" xmlns:w16sdtfl="http://schemas.microsoft.com/office/word/2024/wordml/sdtformatlock" xmlns:w16se="http://schemas.microsoft.com/office/word/2015/wordml/symex" xmlns:wpg="http://schemas.microsoft.com/office/word/2010/wordprocessingGroup" xmlns:wpi="http://schemas.microsoft.com/office/word/2010/wordprocessingInk" xmlns:wne="http://schemas.microsoft.com/office/word/2006/wordml" xmlns:wps="http://schemas.microsoft.com/office/word/2010/wordprocessingShape" mc:Ignorable="w14 w15 w16se w16cid w16 w16cex w16sdtdh w16sdtfl w16du wp14">
   <w:p>
     <w:pPr>
       <w:jc w:val="right"/>
@@ -4946,7 +4012,7 @@
 </file>
 
 <file path=word/footnotes.xml><?xml version="1.0" encoding="utf-8"?>
-<w:footnotes xmlns:wpc="http://schemas.microsoft.com/office/word/2010/wordprocessingCanvas" xmlns:cx="http://schemas.microsoft.com/office/drawing/2014/chartex" xmlns:cx1="http://schemas.microsoft.com/office/drawing/2015/9/8/chartex" xmlns:cx2="http://schemas.microsoft.com/office/drawing/2015/10/21/chartex" xmlns:cx3="http://schemas.microsoft.com/office/drawing/2016/5/9/chartex" xmlns:cx4="http://schemas.microsoft.com/office/drawing/2016/5/10/chartex" xmlns:cx5="http://schemas.microsoft.com/office/drawing/2016/5/11/chartex" xmlns:cx6="http://schemas.microsoft.com/office/drawing/2016/5/12/chartex" xmlns:cx7="http://schemas.microsoft.com/office/drawing/2016/5/13/chartex" xmlns:cx8="http://schemas.microsoft.com/office/drawing/2016/5/14/chartex" xmlns:mc="http://schemas.openxmlformats.org/markup-compatibility/2006" xmlns:aink="http://schemas.microsoft.com/office/drawing/2016/ink" xmlns:am3d="http://schemas.microsoft.com/office/drawing/2017/model3d" xmlns:o="urn:schemas-microsoft-com:office:office" xmlns:oel="http://schemas.microsoft.com/office/2019/extlst" xmlns:r="http://schemas.openxmlformats.org/officeDocument/2006/relationships" xmlns:m="http://schemas.openxmlformats.org/officeDocument/2006/math" xmlns:v="urn:schemas-microsoft-com:vml" xmlns:wp14="http://schemas.microsoft.com/office/word/2010/wordprocessingDrawing" xmlns:wp="http://schemas.openxmlformats.org/drawingml/2006/wordprocessingDrawing" xmlns:w10="urn:schemas-microsoft-com:office:word" xmlns:w="http://schemas.openxmlformats.org/wordprocessingml/2006/main" xmlns:w14="http://schemas.microsoft.com/office/word/2010/wordml" xmlns:w15="http://schemas.microsoft.com/office/word/2012/wordml" xmlns:w16cex="http://schemas.microsoft.com/office/word/2018/wordml/cex" xmlns:w16cid="http://schemas.microsoft.com/office/word/2016/wordml/cid" xmlns:w16="http://schemas.microsoft.com/office/word/2018/wordml" xmlns:w16sdtdh="http://schemas.microsoft.com/office/word/2020/wordml/sdtdatahash" xmlns:w16se="http://schemas.microsoft.com/office/word/2015/wordml/symex" xmlns:wpg="http://schemas.microsoft.com/office/word/2010/wordprocessingGroup" xmlns:wpi="http://schemas.microsoft.com/office/word/2010/wordprocessingInk" xmlns:wne="http://schemas.microsoft.com/office/word/2006/wordml" xmlns:wps="http://schemas.microsoft.com/office/word/2010/wordprocessingShape" mc:Ignorable="w14 w15 w16se w16cid w16 w16cex w16sdtdh wp14">
+<w:footnotes xmlns:wpc="http://schemas.microsoft.com/office/word/2010/wordprocessingCanvas" xmlns:cx="http://schemas.microsoft.com/office/drawing/2014/chartex" xmlns:cx1="http://schemas.microsoft.com/office/drawing/2015/9/8/chartex" xmlns:cx2="http://schemas.microsoft.com/office/drawing/2015/10/21/chartex" xmlns:cx3="http://schemas.microsoft.com/office/drawing/2016/5/9/chartex" xmlns:cx4="http://schemas.microsoft.com/office/drawing/2016/5/10/chartex" xmlns:cx5="http://schemas.microsoft.com/office/drawing/2016/5/11/chartex" xmlns:cx6="http://schemas.microsoft.com/office/drawing/2016/5/12/chartex" xmlns:cx7="http://schemas.microsoft.com/office/drawing/2016/5/13/chartex" xmlns:cx8="http://schemas.microsoft.com/office/drawing/2016/5/14/chartex" xmlns:mc="http://schemas.openxmlformats.org/markup-compatibility/2006" xmlns:aink="http://schemas.microsoft.com/office/drawing/2016/ink" xmlns:am3d="http://schemas.microsoft.com/office/drawing/2017/model3d" xmlns:o="urn:schemas-microsoft-com:office:office" xmlns:oel="http://schemas.microsoft.com/office/2019/extlst" xmlns:r="http://schemas.openxmlformats.org/officeDocument/2006/relationships" xmlns:m="http://schemas.openxmlformats.org/officeDocument/2006/math" xmlns:v="urn:schemas-microsoft-com:vml" xmlns:wp14="http://schemas.microsoft.com/office/word/2010/wordprocessingDrawing" xmlns:wp="http://schemas.openxmlformats.org/drawingml/2006/wordprocessingDrawing" xmlns:w10="urn:schemas-microsoft-com:office:word" xmlns:w="http://schemas.openxmlformats.org/wordprocessingml/2006/main" xmlns:w14="http://schemas.microsoft.com/office/word/2010/wordml" xmlns:w15="http://schemas.microsoft.com/office/word/2012/wordml" xmlns:w16cex="http://schemas.microsoft.com/office/word/2018/wordml/cex" xmlns:w16cid="http://schemas.microsoft.com/office/word/2016/wordml/cid" xmlns:w16="http://schemas.microsoft.com/office/word/2018/wordml" xmlns:w16du="http://schemas.microsoft.com/office/word/2023/wordml/word16du" xmlns:w16sdtdh="http://schemas.microsoft.com/office/word/2020/wordml/sdtdatahash" xmlns:w16sdtfl="http://schemas.microsoft.com/office/word/2024/wordml/sdtformatlock" xmlns:w16se="http://schemas.microsoft.com/office/word/2015/wordml/symex" xmlns:wpg="http://schemas.microsoft.com/office/word/2010/wordprocessingGroup" xmlns:wpi="http://schemas.microsoft.com/office/word/2010/wordprocessingInk" xmlns:wne="http://schemas.microsoft.com/office/word/2006/wordml" xmlns:wps="http://schemas.microsoft.com/office/word/2010/wordprocessingShape" mc:Ignorable="w14 w15 w16se w16cid w16 w16cex w16sdtdh w16sdtfl w16du wp14">
   <w:footnote w:type="separator" w:id="-1">
     <w:p>
       <w:r>
@@ -4965,7 +4031,7 @@
 </file>
 
 <file path=word/numbering.xml><?xml version="1.0" encoding="utf-8"?>
-<w:numbering xmlns:wpc="http://schemas.microsoft.com/office/word/2010/wordprocessingCanvas" xmlns:cx="http://schemas.microsoft.com/office/drawing/2014/chartex" xmlns:cx1="http://schemas.microsoft.com/office/drawing/2015/9/8/chartex" xmlns:cx2="http://schemas.microsoft.com/office/drawing/2015/10/21/chartex" xmlns:cx3="http://schemas.microsoft.com/office/drawing/2016/5/9/chartex" xmlns:cx4="http://schemas.microsoft.com/office/drawing/2016/5/10/chartex" xmlns:cx5="http://schemas.microsoft.com/office/drawing/2016/5/11/chartex" xmlns:cx6="http://schemas.microsoft.com/office/drawing/2016/5/12/chartex" xmlns:cx7="http://schemas.microsoft.com/office/drawing/2016/5/13/chartex" xmlns:cx8="http://schemas.microsoft.com/office/drawing/2016/5/14/chartex" xmlns:mc="http://schemas.openxmlformats.org/markup-compatibility/2006" xmlns:aink="http://schemas.microsoft.com/office/drawing/2016/ink" xmlns:am3d="http://schemas.microsoft.com/office/drawing/2017/model3d" xmlns:o="urn:schemas-microsoft-com:office:office" xmlns:oel="http://schemas.microsoft.com/office/2019/extlst" xmlns:r="http://schemas.openxmlformats.org/officeDocument/2006/relationships" xmlns:m="http://schemas.openxmlformats.org/officeDocument/2006/math" xmlns:v="urn:schemas-microsoft-com:vml" xmlns:wp14="http://schemas.microsoft.com/office/word/2010/wordprocessingDrawing" xmlns:wp="http://schemas.openxmlformats.org/drawingml/2006/wordprocessingDrawing" xmlns:w10="urn:schemas-microsoft-com:office:word" xmlns:w="http://schemas.openxmlformats.org/wordprocessingml/2006/main" xmlns:w14="http://schemas.microsoft.com/office/word/2010/wordml" xmlns:w15="http://schemas.microsoft.com/office/word/2012/wordml" xmlns:w16cex="http://schemas.microsoft.com/office/word/2018/wordml/cex" xmlns:w16cid="http://schemas.microsoft.com/office/word/2016/wordml/cid" xmlns:w16="http://schemas.microsoft.com/office/word/2018/wordml" xmlns:w16sdtdh="http://schemas.microsoft.com/office/word/2020/wordml/sdtdatahash" xmlns:w16se="http://schemas.microsoft.com/office/word/2015/wordml/symex" xmlns:wpg="http://schemas.microsoft.com/office/word/2010/wordprocessingGroup" xmlns:wpi="http://schemas.microsoft.com/office/word/2010/wordprocessingInk" xmlns:wne="http://schemas.microsoft.com/office/word/2006/wordml" xmlns:wps="http://schemas.microsoft.com/office/word/2010/wordprocessingShape" mc:Ignorable="w14 w15 w16se w16cid w16 w16cex w16sdtdh wp14">
+<w:numbering xmlns:wpc="http://schemas.microsoft.com/office/word/2010/wordprocessingCanvas" xmlns:cx="http://schemas.microsoft.com/office/drawing/2014/chartex" xmlns:cx1="http://schemas.microsoft.com/office/drawing/2015/9/8/chartex" xmlns:cx2="http://schemas.microsoft.com/office/drawing/2015/10/21/chartex" xmlns:cx3="http://schemas.microsoft.com/office/drawing/2016/5/9/chartex" xmlns:cx4="http://schemas.microsoft.com/office/drawing/2016/5/10/chartex" xmlns:cx5="http://schemas.microsoft.com/office/drawing/2016/5/11/chartex" xmlns:cx6="http://schemas.microsoft.com/office/drawing/2016/5/12/chartex" xmlns:cx7="http://schemas.microsoft.com/office/drawing/2016/5/13/chartex" xmlns:cx8="http://schemas.microsoft.com/office/drawing/2016/5/14/chartex" xmlns:mc="http://schemas.openxmlformats.org/markup-compatibility/2006" xmlns:aink="http://schemas.microsoft.com/office/drawing/2016/ink" xmlns:am3d="http://schemas.microsoft.com/office/drawing/2017/model3d" xmlns:o="urn:schemas-microsoft-com:office:office" xmlns:oel="http://schemas.microsoft.com/office/2019/extlst" xmlns:r="http://schemas.openxmlformats.org/officeDocument/2006/relationships" xmlns:m="http://schemas.openxmlformats.org/officeDocument/2006/math" xmlns:v="urn:schemas-microsoft-com:vml" xmlns:wp14="http://schemas.microsoft.com/office/word/2010/wordprocessingDrawing" xmlns:wp="http://schemas.openxmlformats.org/drawingml/2006/wordprocessingDrawing" xmlns:w10="urn:schemas-microsoft-com:office:word" xmlns:w="http://schemas.openxmlformats.org/wordprocessingml/2006/main" xmlns:w14="http://schemas.microsoft.com/office/word/2010/wordml" xmlns:w15="http://schemas.microsoft.com/office/word/2012/wordml" xmlns:w16cex="http://schemas.microsoft.com/office/word/2018/wordml/cex" xmlns:w16cid="http://schemas.microsoft.com/office/word/2016/wordml/cid" xmlns:w16="http://schemas.microsoft.com/office/word/2018/wordml" xmlns:w16du="http://schemas.microsoft.com/office/word/2023/wordml/word16du" xmlns:w16sdtdh="http://schemas.microsoft.com/office/word/2020/wordml/sdtdatahash" xmlns:w16sdtfl="http://schemas.microsoft.com/office/word/2024/wordml/sdtformatlock" xmlns:w16se="http://schemas.microsoft.com/office/word/2015/wordml/symex" xmlns:wpg="http://schemas.microsoft.com/office/word/2010/wordprocessingGroup" xmlns:wpi="http://schemas.microsoft.com/office/word/2010/wordprocessingInk" xmlns:wne="http://schemas.microsoft.com/office/word/2006/wordml" xmlns:wps="http://schemas.microsoft.com/office/word/2010/wordprocessingShape" mc:Ignorable="w14 w15 w16se w16cid w16 w16cex w16sdtdh w16sdtfl w16du wp14">
   <w:abstractNum w:abstractNumId="0" w15:restartNumberingAfterBreak="0">
     <w:nsid w:val="4F59517F"/>
     <w:multiLevelType w:val="hybridMultilevel"/>
@@ -5062,7 +4128,7 @@
 </file>
 
 <file path=word/styles.xml><?xml version="1.0" encoding="utf-8"?>
-<w:styles xmlns:mc="http://schemas.openxmlformats.org/markup-compatibility/2006" xmlns:r="http://schemas.openxmlformats.org/officeDocument/2006/relationships" xmlns:w="http://schemas.openxmlformats.org/wordprocessingml/2006/main" xmlns:w14="http://schemas.microsoft.com/office/word/2010/wordml" xmlns:w15="http://schemas.microsoft.com/office/word/2012/wordml" xmlns:w16cex="http://schemas.microsoft.com/office/word/2018/wordml/cex" xmlns:w16cid="http://schemas.microsoft.com/office/word/2016/wordml/cid" xmlns:w16="http://schemas.microsoft.com/office/word/2018/wordml" xmlns:w16sdtdh="http://schemas.microsoft.com/office/word/2020/wordml/sdtdatahash" xmlns:w16se="http://schemas.microsoft.com/office/word/2015/wordml/symex" mc:Ignorable="w14 w15 w16se w16cid w16 w16cex w16sdtdh">
+<w:styles xmlns:mc="http://schemas.openxmlformats.org/markup-compatibility/2006" xmlns:r="http://schemas.openxmlformats.org/officeDocument/2006/relationships" xmlns:w="http://schemas.openxmlformats.org/wordprocessingml/2006/main" xmlns:w14="http://schemas.microsoft.com/office/word/2010/wordml" xmlns:w15="http://schemas.microsoft.com/office/word/2012/wordml" xmlns:w16cex="http://schemas.microsoft.com/office/word/2018/wordml/cex" xmlns:w16cid="http://schemas.microsoft.com/office/word/2016/wordml/cid" xmlns:w16="http://schemas.microsoft.com/office/word/2018/wordml" xmlns:w16du="http://schemas.microsoft.com/office/word/2023/wordml/word16du" xmlns:w16sdtdh="http://schemas.microsoft.com/office/word/2020/wordml/sdtdatahash" xmlns:w16sdtfl="http://schemas.microsoft.com/office/word/2024/wordml/sdtformatlock" xmlns:w16se="http://schemas.microsoft.com/office/word/2015/wordml/symex" mc:Ignorable="w14 w15 w16se w16cid w16 w16cex w16sdtdh w16sdtfl w16du">
   <w:docDefaults>
     <w:rPrDefault>
       <w:rPr>

--- a/docs/instrucciones_nback.docx
+++ b/docs/instrucciones_nback.docx
@@ -47,49 +47,48 @@
         </w:rPr>
         <w:t>Investigación e Intervención desde las Neurociencias Aplicadas</w:t>
       </w:r>
+      <w:r>
+        <w:rPr>
+          <w:color w:val="000000"/>
+          <w:sz w:val="22"/>
+          <w:szCs w:val="22"/>
+        </w:rPr>
+        <w:t xml:space="preserve"> | </w:t>
+      </w:r>
+      <w:r>
+        <w:rPr>
+          <w:color w:val="000000"/>
+          <w:sz w:val="22"/>
+          <w:szCs w:val="22"/>
+        </w:rPr>
+        <w:t>2026-1</w:t>
+      </w:r>
     </w:p>
     <w:p>
       <w:pPr>
-        <w:spacing w:after="240" w:line="276" w:lineRule="auto"/>
-        <w:jc w:val="center"/>
+        <w:spacing w:before="240" w:after="80" w:line="276" w:lineRule="auto"/>
+        <w:jc w:val="both"/>
+        <w:rPr>
+          <w:color w:val="000000"/>
+        </w:rPr>
       </w:pPr>
       <w:r>
         <w:rPr>
           <w:color w:val="000000"/>
-          <w:sz w:val="22"/>
-          <w:szCs w:val="22"/>
-        </w:rPr>
-        <w:t>2026-1</w:t>
+        </w:rPr>
+        <w:t xml:space="preserve">El presente documento especifica el texto de cada pantalla de la tarea N-back, junto con los parámetros técnicos de cada routine. Las instrucciones visuales </w:t>
+      </w:r>
+      <w:r>
+        <w:rPr>
+          <w:color w:val="000000"/>
+        </w:rPr>
+        <w:t>se pueden realizar con Canva o con el componente Text de Psychopy.</w:t>
       </w:r>
     </w:p>
     <w:p>
       <w:pPr>
-        <w:spacing w:after="80" w:line="276" w:lineRule="auto"/>
-        <w:jc w:val="both"/>
-        <w:rPr>
-          <w:color w:val="000000"/>
-        </w:rPr>
+        <w:spacing w:before="240"/>
       </w:pPr>
-      <w:r>
-        <w:rPr>
-          <w:color w:val="000000"/>
-        </w:rPr>
-        <w:t xml:space="preserve">El presente documento especifica el texto de cada pantalla de la tarea N-back, junto con los parámetros técnicos de cada routine. Las instrucciones visuales </w:t>
-      </w:r>
-      <w:r>
-        <w:rPr>
-          <w:color w:val="000000"/>
-        </w:rPr>
-        <w:t>se pueden realizar con Canva o con el componente Text de Psychopy.</w:t>
-      </w:r>
-    </w:p>
-    <w:p>
-      <w:pPr>
-        <w:spacing w:after="80" w:line="276" w:lineRule="auto"/>
-        <w:jc w:val="both"/>
-      </w:pPr>
-    </w:p>
-    <w:p>
       <w:r>
         <w:rPr>
           <w:b/>
@@ -273,7 +272,7 @@
                 <w:sz w:val="22"/>
                 <w:szCs w:val="22"/>
               </w:rPr>
-              <w:t>instrucciones_generales</w:t>
+              <w:t>instrucciones</w:t>
             </w:r>
           </w:p>
         </w:tc>
@@ -860,14 +859,22 @@
             </w:tcMar>
           </w:tcPr>
           <w:p>
-            <w:r>
+            <w:pPr>
               <w:rPr>
                 <w:rFonts w:eastAsia="Courier New"/>
                 <w:color w:val="000000"/>
                 <w:sz w:val="22"/>
                 <w:szCs w:val="22"/>
               </w:rPr>
-              <w:t>descanso</w:t>
+            </w:pPr>
+            <w:r>
+              <w:rPr>
+                <w:rFonts w:eastAsia="Courier New"/>
+                <w:color w:val="000000"/>
+                <w:sz w:val="22"/>
+                <w:szCs w:val="22"/>
+              </w:rPr>
+              <w:t>fin_practica</w:t>
             </w:r>
           </w:p>
         </w:tc>
@@ -889,13 +896,20 @@
             </w:tcMar>
           </w:tcPr>
           <w:p>
-            <w:r>
-              <w:rPr>
-                <w:color w:val="000000"/>
-                <w:sz w:val="22"/>
-                <w:szCs w:val="22"/>
-              </w:rPr>
-              <w:t>60 s</w:t>
+            <w:pPr>
+              <w:rPr>
+                <w:color w:val="000000"/>
+                <w:sz w:val="22"/>
+                <w:szCs w:val="22"/>
+              </w:rPr>
+            </w:pPr>
+            <w:r>
+              <w:rPr>
+                <w:color w:val="000000"/>
+                <w:sz w:val="22"/>
+                <w:szCs w:val="22"/>
+              </w:rPr>
+              <w:t>5 s</w:t>
             </w:r>
           </w:p>
         </w:tc>
@@ -917,6 +931,13 @@
             </w:tcMar>
           </w:tcPr>
           <w:p>
+            <w:pPr>
+              <w:rPr>
+                <w:color w:val="000000"/>
+                <w:sz w:val="22"/>
+                <w:szCs w:val="22"/>
+              </w:rPr>
+            </w:pPr>
             <w:r>
               <w:rPr>
                 <w:color w:val="000000"/>
@@ -954,16 +975,7 @@
                 <w:sz w:val="22"/>
                 <w:szCs w:val="22"/>
               </w:rPr>
-              <w:t>instrucciones_</w:t>
-            </w:r>
-            <w:r>
-              <w:rPr>
-                <w:rFonts w:eastAsia="Courier New"/>
-                <w:color w:val="000000"/>
-                <w:sz w:val="22"/>
-                <w:szCs w:val="22"/>
-              </w:rPr>
-              <w:t>NB1</w:t>
+              <w:t>descanso</w:t>
             </w:r>
           </w:p>
         </w:tc>
@@ -991,7 +1003,7 @@
                 <w:sz w:val="22"/>
                 <w:szCs w:val="22"/>
               </w:rPr>
-              <w:t>Ilimitada</w:t>
+              <w:t>60 s</w:t>
             </w:r>
           </w:p>
         </w:tc>
@@ -1019,7 +1031,7 @@
                 <w:sz w:val="22"/>
                 <w:szCs w:val="22"/>
               </w:rPr>
-              <w:t>Barra espaciadora</w:t>
+              <w:t>Automático</w:t>
             </w:r>
           </w:p>
         </w:tc>
@@ -1050,7 +1062,7 @@
                 <w:sz w:val="22"/>
                 <w:szCs w:val="22"/>
               </w:rPr>
-              <w:t>estimulo_</w:t>
+              <w:t>instrucciones_</w:t>
             </w:r>
             <w:r>
               <w:rPr>
@@ -1060,15 +1072,6 @@
                 <w:szCs w:val="22"/>
               </w:rPr>
               <w:t>NB1</w:t>
-            </w:r>
-            <w:r>
-              <w:rPr>
-                <w:rFonts w:eastAsia="Courier New"/>
-                <w:color w:val="000000"/>
-                <w:sz w:val="22"/>
-                <w:szCs w:val="22"/>
-              </w:rPr>
-              <w:t xml:space="preserve"> (× 20)</w:t>
             </w:r>
           </w:p>
         </w:tc>
@@ -1096,7 +1099,7 @@
                 <w:sz w:val="22"/>
                 <w:szCs w:val="22"/>
               </w:rPr>
-              <w:t>0.5 s</w:t>
+              <w:t>Ilimitada</w:t>
             </w:r>
           </w:p>
         </w:tc>
@@ -1124,7 +1127,7 @@
                 <w:sz w:val="22"/>
                 <w:szCs w:val="22"/>
               </w:rPr>
-              <w:t>Automático</w:t>
+              <w:t>Barra espaciadora</w:t>
             </w:r>
           </w:p>
         </w:tc>
@@ -1155,7 +1158,7 @@
                 <w:sz w:val="22"/>
                 <w:szCs w:val="22"/>
               </w:rPr>
-              <w:t>respuesta_</w:t>
+              <w:t>estimulo_</w:t>
             </w:r>
             <w:r>
               <w:rPr>
@@ -1164,7 +1167,7 @@
                 <w:sz w:val="22"/>
                 <w:szCs w:val="22"/>
               </w:rPr>
-              <w:t xml:space="preserve">NB1 </w:t>
+              <w:t>NB1</w:t>
             </w:r>
             <w:r>
               <w:rPr>
@@ -1173,7 +1176,7 @@
                 <w:sz w:val="22"/>
                 <w:szCs w:val="22"/>
               </w:rPr>
-              <w:t>(× 20)</w:t>
+              <w:t xml:space="preserve"> (× 20)</w:t>
             </w:r>
           </w:p>
         </w:tc>
@@ -1201,7 +1204,7 @@
                 <w:sz w:val="22"/>
                 <w:szCs w:val="22"/>
               </w:rPr>
-              <w:t>2 s</w:t>
+              <w:t>0.5 s</w:t>
             </w:r>
           </w:p>
         </w:tc>
@@ -1229,7 +1232,7 @@
                 <w:sz w:val="22"/>
                 <w:szCs w:val="22"/>
               </w:rPr>
-              <w:t>Tecla A o L</w:t>
+              <w:t>Automático</w:t>
             </w:r>
           </w:p>
         </w:tc>
@@ -1260,6 +1263,111 @@
                 <w:sz w:val="22"/>
                 <w:szCs w:val="22"/>
               </w:rPr>
+              <w:t>respuesta_</w:t>
+            </w:r>
+            <w:r>
+              <w:rPr>
+                <w:rFonts w:eastAsia="Courier New"/>
+                <w:color w:val="000000"/>
+                <w:sz w:val="22"/>
+                <w:szCs w:val="22"/>
+              </w:rPr>
+              <w:t xml:space="preserve">NB1 </w:t>
+            </w:r>
+            <w:r>
+              <w:rPr>
+                <w:rFonts w:eastAsia="Courier New"/>
+                <w:color w:val="000000"/>
+                <w:sz w:val="22"/>
+                <w:szCs w:val="22"/>
+              </w:rPr>
+              <w:t>(× 20)</w:t>
+            </w:r>
+          </w:p>
+        </w:tc>
+        <w:tc>
+          <w:tcPr>
+            <w:tcW w:w="2200" w:type="dxa"/>
+            <w:tcBorders>
+              <w:top w:val="none" w:sz="0" w:space="0" w:color="FFFFFF"/>
+              <w:left w:val="none" w:sz="0" w:space="0" w:color="FFFFFF"/>
+              <w:bottom w:val="none" w:sz="0" w:space="0" w:color="FFFFFF"/>
+              <w:right w:val="none" w:sz="0" w:space="0" w:color="FFFFFF"/>
+            </w:tcBorders>
+            <w:shd w:val="clear" w:color="auto" w:fill="FFFFFF"/>
+            <w:tcMar>
+              <w:top w:w="60" w:type="dxa"/>
+              <w:left w:w="0" w:type="dxa"/>
+              <w:bottom w:w="60" w:type="dxa"/>
+              <w:right w:w="120" w:type="dxa"/>
+            </w:tcMar>
+          </w:tcPr>
+          <w:p>
+            <w:r>
+              <w:rPr>
+                <w:color w:val="000000"/>
+                <w:sz w:val="22"/>
+                <w:szCs w:val="22"/>
+              </w:rPr>
+              <w:t>2 s</w:t>
+            </w:r>
+          </w:p>
+        </w:tc>
+        <w:tc>
+          <w:tcPr>
+            <w:tcW w:w="3226" w:type="dxa"/>
+            <w:tcBorders>
+              <w:top w:val="none" w:sz="0" w:space="0" w:color="FFFFFF"/>
+              <w:left w:val="none" w:sz="0" w:space="0" w:color="FFFFFF"/>
+              <w:bottom w:val="none" w:sz="0" w:space="0" w:color="FFFFFF"/>
+              <w:right w:val="none" w:sz="0" w:space="0" w:color="FFFFFF"/>
+            </w:tcBorders>
+            <w:shd w:val="clear" w:color="auto" w:fill="FFFFFF"/>
+            <w:tcMar>
+              <w:top w:w="60" w:type="dxa"/>
+              <w:left w:w="0" w:type="dxa"/>
+              <w:bottom w:w="60" w:type="dxa"/>
+              <w:right w:w="120" w:type="dxa"/>
+            </w:tcMar>
+          </w:tcPr>
+          <w:p>
+            <w:r>
+              <w:rPr>
+                <w:color w:val="000000"/>
+                <w:sz w:val="22"/>
+                <w:szCs w:val="22"/>
+              </w:rPr>
+              <w:t>Tecla A o L</w:t>
+            </w:r>
+          </w:p>
+        </w:tc>
+      </w:tr>
+      <w:tr>
+        <w:tc>
+          <w:tcPr>
+            <w:tcW w:w="3600" w:type="dxa"/>
+            <w:tcBorders>
+              <w:top w:val="none" w:sz="0" w:space="0" w:color="FFFFFF"/>
+              <w:left w:val="none" w:sz="0" w:space="0" w:color="FFFFFF"/>
+              <w:bottom w:val="none" w:sz="0" w:space="0" w:color="FFFFFF"/>
+              <w:right w:val="none" w:sz="0" w:space="0" w:color="FFFFFF"/>
+            </w:tcBorders>
+            <w:shd w:val="clear" w:color="auto" w:fill="FFFFFF"/>
+            <w:tcMar>
+              <w:top w:w="60" w:type="dxa"/>
+              <w:left w:w="0" w:type="dxa"/>
+              <w:bottom w:w="60" w:type="dxa"/>
+              <w:right w:w="120" w:type="dxa"/>
+            </w:tcMar>
+          </w:tcPr>
+          <w:p>
+            <w:r>
+              <w:rPr>
+                <w:rFonts w:eastAsia="Courier New"/>
+                <w:color w:val="000000"/>
+                <w:sz w:val="22"/>
+                <w:szCs w:val="22"/>
+              </w:rPr>
               <w:t>[ídem NB2 y NB3 experimental]</w:t>
             </w:r>
           </w:p>
@@ -1412,6 +1520,7 @@
     <w:p>
       <w:pPr>
         <w:spacing w:before="80" w:after="200"/>
+        <w:jc w:val="both"/>
       </w:pPr>
       <w:r>
         <w:rPr>
@@ -1442,7 +1551,7 @@
           <w:bCs/>
           <w:color w:val="000000"/>
         </w:rPr>
-        <w:t>1. instrucciones_generales</w:t>
+        <w:t>1. instrucciones</w:t>
       </w:r>
     </w:p>
     <w:p>
@@ -1466,7 +1575,7 @@
           <w:sz w:val="22"/>
           <w:szCs w:val="22"/>
         </w:rPr>
-        <w:t>instrucciones_generales</w:t>
+        <w:t>instrucciones</w:t>
       </w:r>
       <w:r>
         <w:rPr>
@@ -1626,25 +1735,25 @@
                 <w:sz w:val="22"/>
                 <w:szCs w:val="22"/>
               </w:rPr>
+              <w:t>Responde durante la cruz que aparece después de cada letra.</w:t>
+            </w:r>
+          </w:p>
+          <w:p>
+            <w:pPr>
+              <w:spacing w:before="40"/>
+            </w:pPr>
+          </w:p>
+          <w:p>
+            <w:pPr>
+              <w:spacing w:before="20" w:after="20"/>
+            </w:pPr>
+            <w:r>
+              <w:rPr>
+                <w:color w:val="000000"/>
+                <w:sz w:val="22"/>
+                <w:szCs w:val="22"/>
+              </w:rPr>
               <w:lastRenderedPageBreak/>
-              <w:t>Responde durante la cruz que aparece después de cada letra.</w:t>
-            </w:r>
-          </w:p>
-          <w:p>
-            <w:pPr>
-              <w:spacing w:before="40"/>
-            </w:pPr>
-          </w:p>
-          <w:p>
-            <w:pPr>
-              <w:spacing w:before="20" w:after="20"/>
-            </w:pPr>
-            <w:r>
-              <w:rPr>
-                <w:color w:val="000000"/>
-                <w:sz w:val="22"/>
-                <w:szCs w:val="22"/>
-              </w:rPr>
               <w:t>Primero realizarás práctica con cada nivel.</w:t>
             </w:r>
           </w:p>
@@ -1667,6 +1776,7 @@
     <w:p>
       <w:pPr>
         <w:spacing w:before="100" w:after="60" w:line="276" w:lineRule="auto"/>
+        <w:jc w:val="both"/>
         <w:rPr>
           <w:lang w:val="en-US"/>
         </w:rPr>
@@ -1719,6 +1829,7 @@
     <w:p>
       <w:pPr>
         <w:spacing w:before="360" w:after="120" w:line="276" w:lineRule="auto"/>
+        <w:jc w:val="both"/>
         <w:rPr>
           <w:lang w:val="en-US"/>
         </w:rPr>
@@ -1754,6 +1865,7 @@
     <w:p>
       <w:pPr>
         <w:spacing w:before="40" w:after="120" w:line="276" w:lineRule="auto"/>
+        <w:jc w:val="both"/>
       </w:pPr>
       <w:r>
         <w:rPr>
@@ -2009,6 +2121,7 @@
     <w:p>
       <w:pPr>
         <w:spacing w:before="100" w:after="60" w:line="276" w:lineRule="auto"/>
+        <w:jc w:val="both"/>
         <w:rPr>
           <w:lang w:val="en-US"/>
         </w:rPr>
@@ -2070,6 +2183,7 @@
     <w:p>
       <w:pPr>
         <w:spacing w:before="360" w:after="120" w:line="276" w:lineRule="auto"/>
+        <w:jc w:val="both"/>
         <w:rPr>
           <w:lang w:val="en-US"/>
         </w:rPr>
@@ -2105,6 +2219,7 @@
     <w:p>
       <w:pPr>
         <w:spacing w:before="40" w:after="120" w:line="276" w:lineRule="auto"/>
+        <w:jc w:val="both"/>
       </w:pPr>
       <w:r>
         <w:rPr>
@@ -2370,6 +2485,7 @@
     <w:p>
       <w:pPr>
         <w:spacing w:before="100" w:after="60" w:line="276" w:lineRule="auto"/>
+        <w:jc w:val="both"/>
         <w:rPr>
           <w:lang w:val="en-US"/>
         </w:rPr>
@@ -2421,6 +2537,7 @@
     <w:p>
       <w:pPr>
         <w:spacing w:before="360" w:after="120" w:line="276" w:lineRule="auto"/>
+        <w:jc w:val="both"/>
         <w:rPr>
           <w:lang w:val="en-US"/>
         </w:rPr>
@@ -2432,7 +2549,6 @@
           <w:color w:val="000000"/>
           <w:lang w:val="en-US"/>
         </w:rPr>
-        <w:lastRenderedPageBreak/>
         <w:t>4. instrucciones_</w:t>
       </w:r>
       <w:r>
@@ -2457,6 +2573,7 @@
     <w:p>
       <w:pPr>
         <w:spacing w:before="40" w:after="120" w:line="276" w:lineRule="auto"/>
+        <w:jc w:val="both"/>
       </w:pPr>
       <w:r>
         <w:rPr>
@@ -2466,6 +2583,7 @@
           <w:sz w:val="22"/>
           <w:szCs w:val="22"/>
         </w:rPr>
+        <w:lastRenderedPageBreak/>
         <w:t xml:space="preserve">Routine: </w:t>
       </w:r>
       <w:r>
@@ -2722,6 +2840,7 @@
     <w:p>
       <w:pPr>
         <w:spacing w:before="100" w:after="60" w:line="276" w:lineRule="auto"/>
+        <w:jc w:val="both"/>
         <w:rPr>
           <w:lang w:val="en-US"/>
         </w:rPr>
@@ -2773,6 +2892,7 @@
     <w:p>
       <w:pPr>
         <w:spacing w:before="360" w:after="120" w:line="276" w:lineRule="auto"/>
+        <w:jc w:val="both"/>
         <w:rPr>
           <w:lang w:val="en-US"/>
         </w:rPr>
@@ -2826,6 +2946,7 @@
     <w:p>
       <w:pPr>
         <w:spacing w:before="40" w:after="120" w:line="276" w:lineRule="auto"/>
+        <w:jc w:val="both"/>
       </w:pPr>
       <w:r>
         <w:rPr>
@@ -3004,6 +3125,7 @@
     <w:p>
       <w:pPr>
         <w:spacing w:before="100" w:after="60" w:line="276" w:lineRule="auto"/>
+        <w:jc w:val="both"/>
       </w:pPr>
       <w:r>
         <w:rPr>
@@ -3031,6 +3153,7 @@
     <w:p>
       <w:pPr>
         <w:spacing w:before="360" w:after="120" w:line="276" w:lineRule="auto"/>
+        <w:jc w:val="both"/>
       </w:pPr>
       <w:r>
         <w:rPr>
@@ -3044,6 +3167,7 @@
     <w:p>
       <w:pPr>
         <w:spacing w:before="40" w:after="120" w:line="276" w:lineRule="auto"/>
+        <w:jc w:val="both"/>
       </w:pPr>
       <w:r>
         <w:rPr>
@@ -3225,6 +3349,7 @@
     <w:p>
       <w:pPr>
         <w:spacing w:before="100" w:after="60" w:line="276" w:lineRule="auto"/>
+        <w:jc w:val="both"/>
       </w:pPr>
       <w:r>
         <w:rPr>
@@ -3272,6 +3397,7 @@
     <w:p>
       <w:pPr>
         <w:spacing w:before="360" w:after="120" w:line="276" w:lineRule="auto"/>
+        <w:jc w:val="both"/>
       </w:pPr>
       <w:r>
         <w:rPr>
@@ -3279,13 +3405,13 @@
           <w:bCs/>
           <w:color w:val="000000"/>
         </w:rPr>
-        <w:lastRenderedPageBreak/>
         <w:t>7. descanso</w:t>
       </w:r>
     </w:p>
     <w:p>
       <w:pPr>
         <w:spacing w:before="40" w:after="120" w:line="276" w:lineRule="auto"/>
+        <w:jc w:val="both"/>
       </w:pPr>
       <w:r>
         <w:rPr>
@@ -3295,6 +3421,7 @@
           <w:sz w:val="22"/>
           <w:szCs w:val="22"/>
         </w:rPr>
+        <w:lastRenderedPageBreak/>
         <w:t xml:space="preserve">Routine: </w:t>
       </w:r>
       <w:r>
@@ -3374,6 +3501,7 @@
     <w:p>
       <w:pPr>
         <w:spacing w:before="100" w:after="60" w:line="276" w:lineRule="auto"/>
+        <w:jc w:val="both"/>
       </w:pPr>
       <w:r>
         <w:rPr>
@@ -3401,6 +3529,7 @@
     <w:p>
       <w:pPr>
         <w:spacing w:before="360" w:after="120" w:line="276" w:lineRule="auto"/>
+        <w:jc w:val="both"/>
       </w:pPr>
       <w:r>
         <w:rPr>
@@ -3462,6 +3591,7 @@
     <w:p>
       <w:pPr>
         <w:spacing w:before="40" w:after="120" w:line="276" w:lineRule="auto"/>
+        <w:jc w:val="both"/>
       </w:pPr>
       <w:r>
         <w:rPr>
@@ -3732,6 +3862,7 @@
     <w:p>
       <w:pPr>
         <w:spacing w:before="100" w:after="60" w:line="276" w:lineRule="auto"/>
+        <w:jc w:val="both"/>
         <w:rPr>
           <w:lang w:val="en-US"/>
         </w:rPr>
@@ -3783,6 +3914,7 @@
     <w:p>
       <w:pPr>
         <w:spacing w:before="360" w:after="120" w:line="276" w:lineRule="auto"/>
+        <w:jc w:val="both"/>
         <w:rPr>
           <w:lang w:val="en-US"/>
         </w:rPr>
@@ -3800,6 +3932,7 @@
     <w:p>
       <w:pPr>
         <w:spacing w:before="40" w:after="120" w:line="276" w:lineRule="auto"/>
+        <w:jc w:val="both"/>
       </w:pPr>
       <w:r>
         <w:rPr>
@@ -3906,6 +4039,7 @@
     <w:p>
       <w:pPr>
         <w:spacing w:before="100" w:after="60" w:line="276" w:lineRule="auto"/>
+        <w:jc w:val="both"/>
       </w:pPr>
       <w:r>
         <w:rPr>

--- a/docs/instrucciones_nback.docx
+++ b/docs/instrucciones_nback.docx
@@ -690,7 +690,7 @@
                 <w:color w:val="000000"/>
                 <w:sz w:val="21"/>
               </w:rPr>
-              <w:t>—</w:t>
+              <w:t>-</w:t>
             </w:r>
           </w:p>
         </w:tc>
@@ -717,7 +717,7 @@
                 <w:color w:val="000000"/>
                 <w:sz w:val="21"/>
               </w:rPr>
-              <w:t>—</w:t>
+              <w:t>-</w:t>
             </w:r>
           </w:p>
         </w:tc>
@@ -1292,7 +1292,7 @@
                 <w:color w:val="000000"/>
                 <w:sz w:val="21"/>
               </w:rPr>
-              <w:t>—</w:t>
+              <w:t>-</w:t>
             </w:r>
           </w:p>
         </w:tc>
@@ -1319,7 +1319,7 @@
                 <w:color w:val="000000"/>
                 <w:sz w:val="21"/>
               </w:rPr>
-              <w:t>—</w:t>
+              <w:t>-</w:t>
             </w:r>
           </w:p>
         </w:tc>
